--- a/pr-preview/pr-268/estimator-properties-handout-tracked-changes.docx
+++ b/pr-preview/pr-268/estimator-properties-handout-tracked-changes.docx
@@ -26,7 +26,7 @@
       </w:pPr>
       <w:ins w:id="2" w:author="PR Preview" w:date="2026-01-01T00:00:00Z">
         <w:r>
-          <w:t xml:space="preserve">Last modified: 2026-10-16 16:48:14 (PDT)</w:t>
+          <w:t xml:space="preserve">Last modified: 2026-10-16 18:04:33 (PDT)</w:t>
         </w:r>
       </w:ins>
     </w:p>
@@ -6816,22 +6816,30 @@
       <w:pPr>
         <w:pStyle w:val="FirstParagraph"/>
       </w:pPr>
-      <w:r>
-        <w:rPr>
-          <w:b/>
-          <w:bCs/>
-        </w:rPr>
-        <w:t xml:space="preserve">Exercise 2 (Covariance of an unbiased estimator with the score)</w:t>
-      </w:r>
-      <w:r>
-        <w:t xml:space="preserve"> </w:t>
-      </w:r>
-      <w:r>
-        <w:t xml:space="preserve">Let</w:t>
-      </w:r>
-      <w:r>
-        <w:t xml:space="preserve"> </w:t>
-      </w:r>
+      <w:del w:id="3" w:author="PR Preview" w:date="2026-01-01T00:00:00Z">
+        <w:r>
+          <w:rPr>
+            <w:b/>
+            <w:bCs/>
+          </w:rPr>
+          <w:delText xml:space="preserve">Exercise 2 (Covariance of an unbiased estimator with the score)</w:delText>
+        </w:r>
+      </w:del>
+      <w:del w:id="4" w:author="PR Preview" w:date="2026-01-01T00:00:00Z">
+        <w:r>
+          <w:delText xml:space="preserve"> </w:delText>
+        </w:r>
+      </w:del>
+      <w:del w:id="5" w:author="PR Preview" w:date="2026-01-01T00:00:00Z">
+        <w:r>
+          <w:delText xml:space="preserve">Let</w:delText>
+        </w:r>
+      </w:del>
+      <w:del w:id="6" w:author="PR Preview" w:date="2026-01-01T00:00:00Z">
+        <w:r>
+          <w:delText xml:space="preserve"> </w:delText>
+        </w:r>
+      </w:del>
       <m:oMath>
         <m:limLow>
           <m:e>
@@ -6849,15 +6857,21 @@
           </m:lim>
         </m:limLow>
       </m:oMath>
-      <w:r>
-        <w:t xml:space="preserve"> </w:t>
-      </w:r>
-      <w:r>
-        <w:t xml:space="preserve">have density</w:t>
-      </w:r>
-      <w:r>
-        <w:t xml:space="preserve"> </w:t>
-      </w:r>
+      <w:del w:id="7" w:author="PR Preview" w:date="2026-01-01T00:00:00Z">
+        <w:r>
+          <w:delText xml:space="preserve"> </w:delText>
+        </w:r>
+      </w:del>
+      <w:del w:id="8" w:author="PR Preview" w:date="2026-01-01T00:00:00Z">
+        <w:r>
+          <w:delText xml:space="preserve">have density</w:delText>
+        </w:r>
+      </w:del>
+      <w:del w:id="9" w:author="PR Preview" w:date="2026-01-01T00:00:00Z">
+        <w:r>
+          <w:delText xml:space="preserve"> </w:delText>
+        </w:r>
+      </w:del>
       <m:oMath>
         <m:r>
           <m:rPr>
@@ -6902,52 +6916,76 @@
           <m:t>)</m:t>
         </m:r>
       </m:oMath>
-      <w:r>
-        <w:t xml:space="preserve"> </w:t>
-      </w:r>
-      <w:r>
-        <w:t xml:space="preserve">for a scalar parameter</w:t>
-      </w:r>
-      <w:r>
-        <w:t xml:space="preserve"> </w:t>
-      </w:r>
+      <w:del w:id="10" w:author="PR Preview" w:date="2026-01-01T00:00:00Z">
+        <w:r>
+          <w:delText xml:space="preserve"> </w:delText>
+        </w:r>
+      </w:del>
+      <w:del w:id="11" w:author="PR Preview" w:date="2026-01-01T00:00:00Z">
+        <w:r>
+          <w:delText xml:space="preserve">for a scalar parameter</w:delText>
+        </w:r>
+      </w:del>
+      <w:del w:id="12" w:author="PR Preview" w:date="2026-01-01T00:00:00Z">
+        <w:r>
+          <w:delText xml:space="preserve"> </w:delText>
+        </w:r>
+      </w:del>
       <m:oMath>
         <m:r>
           <m:t>θ</m:t>
         </m:r>
       </m:oMath>
-      <w:r>
-        <w:t xml:space="preserve">,</w:t>
-      </w:r>
-      <w:r>
-        <w:t xml:space="preserve"> </w:t>
-      </w:r>
-      <w:r>
-        <w:t xml:space="preserve">under the assumptions of</w:t>
-      </w:r>
-      <w:r>
-        <w:t xml:space="preserve"> </w:t>
-      </w:r>
+      <w:del w:id="13" w:author="PR Preview" w:date="2026-01-01T00:00:00Z">
+        <w:r>
+          <w:delText xml:space="preserve">,</w:delText>
+        </w:r>
+      </w:del>
+      <w:del w:id="14" w:author="PR Preview" w:date="2026-01-01T00:00:00Z">
+        <w:r>
+          <w:delText xml:space="preserve"> </w:delText>
+        </w:r>
+      </w:del>
+      <w:del w:id="15" w:author="PR Preview" w:date="2026-01-01T00:00:00Z">
+        <w:r>
+          <w:delText xml:space="preserve">under the assumptions of</w:delText>
+        </w:r>
+      </w:del>
+      <w:del w:id="16" w:author="PR Preview" w:date="2026-01-01T00:00:00Z">
+        <w:r>
+          <w:delText xml:space="preserve"> </w:delText>
+        </w:r>
+      </w:del>
       <w:hyperlink r:id="rId42">
-        <w:r>
-          <w:rPr>
-            <w:rStyle w:val="Hyperlink"/>
-          </w:rPr>
-          <w:t xml:space="preserve">the exercise on the mean of the score</w:t>
-        </w:r>
+        <w:del w:id="17" w:author="PR Preview" w:date="2026-01-01T00:00:00Z">
+          <w:r>
+            <w:rPr>
+              <w:rStyle w:val="Hyperlink"/>
+            </w:rPr>
+            <w:delText xml:space="preserve">the exercise on the mean of the score</w:delText>
+          </w:r>
+        </w:del>
       </w:hyperlink>
-      <w:r>
-        <w:t xml:space="preserve">,</w:t>
-      </w:r>
-      <w:r>
-        <w:t xml:space="preserve"> </w:t>
-      </w:r>
-      <w:r>
-        <w:t xml:space="preserve">and let</w:t>
-      </w:r>
-      <w:r>
-        <w:t xml:space="preserve"> </w:t>
-      </w:r>
+      <w:del w:id="18" w:author="PR Preview" w:date="2026-01-01T00:00:00Z">
+        <w:r>
+          <w:delText xml:space="preserve">,</w:delText>
+        </w:r>
+      </w:del>
+      <w:del w:id="19" w:author="PR Preview" w:date="2026-01-01T00:00:00Z">
+        <w:r>
+          <w:delText xml:space="preserve"> </w:delText>
+        </w:r>
+      </w:del>
+      <w:del w:id="20" w:author="PR Preview" w:date="2026-01-01T00:00:00Z">
+        <w:r>
+          <w:delText xml:space="preserve">and let</w:delText>
+        </w:r>
+      </w:del>
+      <w:del w:id="21" w:author="PR Preview" w:date="2026-01-01T00:00:00Z">
+        <w:r>
+          <w:delText xml:space="preserve"> </w:delText>
+        </w:r>
+      </w:del>
       <m:oMath>
         <m:acc>
           <m:accPr>
@@ -7003,52 +7041,76 @@
           <m:t>)</m:t>
         </m:r>
       </m:oMath>
-      <w:r>
-        <w:t xml:space="preserve"> </w:t>
-      </w:r>
-      <w:r>
-        <w:t xml:space="preserve">be an</w:t>
-      </w:r>
-      <w:r>
-        <w:t xml:space="preserve"> </w:t>
-      </w:r>
+      <w:del w:id="22" w:author="PR Preview" w:date="2026-01-01T00:00:00Z">
+        <w:r>
+          <w:delText xml:space="preserve"> </w:delText>
+        </w:r>
+      </w:del>
+      <w:del w:id="23" w:author="PR Preview" w:date="2026-01-01T00:00:00Z">
+        <w:r>
+          <w:delText xml:space="preserve">be an</w:delText>
+        </w:r>
+      </w:del>
+      <w:del w:id="24" w:author="PR Preview" w:date="2026-01-01T00:00:00Z">
+        <w:r>
+          <w:delText xml:space="preserve"> </w:delText>
+        </w:r>
+      </w:del>
       <w:hyperlink r:id="rId14">
-        <w:r>
-          <w:rPr>
-            <w:rStyle w:val="Hyperlink"/>
-          </w:rPr>
-          <w:t xml:space="preserve">unbiased</w:t>
-        </w:r>
+        <w:del w:id="25" w:author="PR Preview" w:date="2026-01-01T00:00:00Z">
+          <w:r>
+            <w:rPr>
+              <w:rStyle w:val="Hyperlink"/>
+            </w:rPr>
+            <w:delText xml:space="preserve">unbiased</w:delText>
+          </w:r>
+        </w:del>
       </w:hyperlink>
-      <w:r>
-        <w:t xml:space="preserve"> </w:t>
-      </w:r>
-      <w:r>
-        <w:t xml:space="preserve">estimator of</w:t>
-      </w:r>
-      <w:r>
-        <w:t xml:space="preserve"> </w:t>
-      </w:r>
+      <w:del w:id="26" w:author="PR Preview" w:date="2026-01-01T00:00:00Z">
+        <w:r>
+          <w:delText xml:space="preserve"> </w:delText>
+        </w:r>
+      </w:del>
+      <w:del w:id="27" w:author="PR Preview" w:date="2026-01-01T00:00:00Z">
+        <w:r>
+          <w:delText xml:space="preserve">estimator of</w:delText>
+        </w:r>
+      </w:del>
+      <w:del w:id="28" w:author="PR Preview" w:date="2026-01-01T00:00:00Z">
+        <w:r>
+          <w:delText xml:space="preserve"> </w:delText>
+        </w:r>
+      </w:del>
       <m:oMath>
         <m:r>
           <m:t>θ</m:t>
         </m:r>
       </m:oMath>
-      <w:r>
-        <w:t xml:space="preserve"> </w:t>
-      </w:r>
-      <w:r>
-        <w:t xml:space="preserve">with finite variance.</w:t>
-      </w:r>
-      <w:r>
-        <w:t xml:space="preserve"> </w:t>
-      </w:r>
-      <w:r>
-        <w:t xml:space="preserve">Show that the covariance of</w:t>
-      </w:r>
-      <w:r>
-        <w:t xml:space="preserve"> </w:t>
-      </w:r>
+      <w:del w:id="29" w:author="PR Preview" w:date="2026-01-01T00:00:00Z">
+        <w:r>
+          <w:delText xml:space="preserve"> </w:delText>
+        </w:r>
+      </w:del>
+      <w:del w:id="30" w:author="PR Preview" w:date="2026-01-01T00:00:00Z">
+        <w:r>
+          <w:delText xml:space="preserve">with finite variance.</w:delText>
+        </w:r>
+      </w:del>
+      <w:del w:id="31" w:author="PR Preview" w:date="2026-01-01T00:00:00Z">
+        <w:r>
+          <w:delText xml:space="preserve"> </w:delText>
+        </w:r>
+      </w:del>
+      <w:del w:id="32" w:author="PR Preview" w:date="2026-01-01T00:00:00Z">
+        <w:r>
+          <w:delText xml:space="preserve">Show that the covariance of</w:delText>
+        </w:r>
+      </w:del>
+      <w:del w:id="33" w:author="PR Preview" w:date="2026-01-01T00:00:00Z">
+        <w:r>
+          <w:delText xml:space="preserve"> </w:delText>
+        </w:r>
+      </w:del>
       <m:oMath>
         <m:acc>
           <m:accPr>
@@ -7061,26 +7123,36 @@
           </m:e>
         </m:acc>
       </m:oMath>
-      <w:r>
-        <w:t xml:space="preserve"> </w:t>
-      </w:r>
-      <w:r>
-        <w:t xml:space="preserve">with the</w:t>
-      </w:r>
-      <w:r>
-        <w:t xml:space="preserve"> </w:t>
-      </w:r>
+      <w:del w:id="34" w:author="PR Preview" w:date="2026-01-01T00:00:00Z">
+        <w:r>
+          <w:delText xml:space="preserve"> </w:delText>
+        </w:r>
+      </w:del>
+      <w:del w:id="35" w:author="PR Preview" w:date="2026-01-01T00:00:00Z">
+        <w:r>
+          <w:delText xml:space="preserve">with the</w:delText>
+        </w:r>
+      </w:del>
+      <w:del w:id="36" w:author="PR Preview" w:date="2026-01-01T00:00:00Z">
+        <w:r>
+          <w:delText xml:space="preserve"> </w:delText>
+        </w:r>
+      </w:del>
       <w:hyperlink r:id="rId43">
-        <w:r>
-          <w:rPr>
-            <w:rStyle w:val="Hyperlink"/>
-          </w:rPr>
-          <w:t xml:space="preserve">score</w:t>
-        </w:r>
+        <w:del w:id="37" w:author="PR Preview" w:date="2026-01-01T00:00:00Z">
+          <w:r>
+            <w:rPr>
+              <w:rStyle w:val="Hyperlink"/>
+            </w:rPr>
+            <w:delText xml:space="preserve">score</w:delText>
+          </w:r>
+        </w:del>
       </w:hyperlink>
-      <w:r>
-        <w:t xml:space="preserve"> </w:t>
-      </w:r>
+      <w:del w:id="38" w:author="PR Preview" w:date="2026-01-01T00:00:00Z">
+        <w:r>
+          <w:delText xml:space="preserve"> </w:delText>
+        </w:r>
+      </w:del>
       <m:oMath>
         <m:sSup>
           <m:e>
@@ -7134,21 +7206,31 @@
           <m:t>)</m:t>
         </m:r>
       </m:oMath>
-      <w:r>
-        <w:t xml:space="preserve"> </w:t>
-      </w:r>
-      <w:r>
-        <w:t xml:space="preserve">equals 1.</w:t>
-      </w:r>
-      <w:r>
-        <w:t xml:space="preserve"> </w:t>
-      </w:r>
-      <w:r>
-        <w:t xml:space="preserve">Assume the derivative of</w:t>
-      </w:r>
-      <w:r>
-        <w:t xml:space="preserve"> </w:t>
-      </w:r>
+      <w:del w:id="39" w:author="PR Preview" w:date="2026-01-01T00:00:00Z">
+        <w:r>
+          <w:delText xml:space="preserve"> </w:delText>
+        </w:r>
+      </w:del>
+      <w:del w:id="40" w:author="PR Preview" w:date="2026-01-01T00:00:00Z">
+        <w:r>
+          <w:delText xml:space="preserve">equals 1.</w:delText>
+        </w:r>
+      </w:del>
+      <w:del w:id="41" w:author="PR Preview" w:date="2026-01-01T00:00:00Z">
+        <w:r>
+          <w:delText xml:space="preserve"> </w:delText>
+        </w:r>
+      </w:del>
+      <w:del w:id="42" w:author="PR Preview" w:date="2026-01-01T00:00:00Z">
+        <w:r>
+          <w:delText xml:space="preserve">Assume the derivative of</w:delText>
+        </w:r>
+      </w:del>
+      <w:del w:id="43" w:author="PR Preview" w:date="2026-01-01T00:00:00Z">
+        <w:r>
+          <w:delText xml:space="preserve"> </w:delText>
+        </w:r>
+      </w:del>
       <m:oMath>
         <m:r>
           <m:rPr>
@@ -7183,26 +7265,371 @@
           <m:t>​</m:t>
         </m:r>
       </m:oMath>
-      <w:r>
-        <w:t xml:space="preserve"> </w:t>
-      </w:r>
-      <w:r>
-        <w:t xml:space="preserve">with respect to</w:t>
-      </w:r>
-      <w:r>
-        <w:t xml:space="preserve"> </w:t>
-      </w:r>
+      <w:del w:id="44" w:author="PR Preview" w:date="2026-01-01T00:00:00Z">
+        <w:r>
+          <w:delText xml:space="preserve"> </w:delText>
+        </w:r>
+      </w:del>
+      <w:del w:id="45" w:author="PR Preview" w:date="2026-01-01T00:00:00Z">
+        <w:r>
+          <w:delText xml:space="preserve">with respect to</w:delText>
+        </w:r>
+      </w:del>
+      <w:del w:id="46" w:author="PR Preview" w:date="2026-01-01T00:00:00Z">
+        <w:r>
+          <w:delText xml:space="preserve"> </w:delText>
+        </w:r>
+      </w:del>
       <m:oMath>
         <m:r>
           <m:t>θ</m:t>
         </m:r>
       </m:oMath>
-      <w:r>
-        <w:t xml:space="preserve"> </w:t>
-      </w:r>
-      <w:r>
-        <w:t xml:space="preserve">can be taken inside the integral.</w:t>
-      </w:r>
+      <w:del w:id="47" w:author="PR Preview" w:date="2026-01-01T00:00:00Z">
+        <w:r>
+          <w:delText xml:space="preserve"> </w:delText>
+        </w:r>
+      </w:del>
+      <w:del w:id="48" w:author="PR Preview" w:date="2026-01-01T00:00:00Z">
+        <w:r>
+          <w:delText xml:space="preserve">can be taken inside the integral.</w:delText>
+        </w:r>
+      </w:del>
+    </w:p>
+    <w:p>
+      <w:pPr>
+        <w:pStyle w:val="FirstParagraph"/>
+      </w:pPr>
+      <w:ins w:id="49" w:author="PR Preview" w:date="2026-01-01T00:00:00Z">
+        <w:r>
+          <w:rPr>
+            <w:b/>
+            <w:bCs/>
+          </w:rPr>
+          <w:t xml:space="preserve">Exercise 2 (Covariance of an unbiased estimator with the score)</w:t>
+        </w:r>
+      </w:ins>
+      <w:ins w:id="50" w:author="PR Preview" w:date="2026-01-01T00:00:00Z">
+        <w:r>
+          <w:t xml:space="preserve"> </w:t>
+        </w:r>
+      </w:ins>
+      <w:ins w:id="51" w:author="PR Preview" w:date="2026-01-01T00:00:00Z">
+        <w:r>
+          <w:t xml:space="preserve">Let</w:t>
+        </w:r>
+      </w:ins>
+      <w:ins w:id="52" w:author="PR Preview" w:date="2026-01-01T00:00:00Z">
+        <w:r>
+          <w:t xml:space="preserve"> </w:t>
+        </w:r>
+      </w:ins>
+      <w:ins w:id="53" w:author="PR Preview" w:date="2026-01-01T00:00:00Z">
+        <w:r>
+          <w:t xml:space="preserve">$\mathord{\smash[b]{\underset{\raise.3ex\hbox{$\scriptstyle\sim$}}{X}}\vphantom{X}}$</w:t>
+        </w:r>
+      </w:ins>
+      <w:ins w:id="54" w:author="PR Preview" w:date="2026-01-01T00:00:00Z">
+        <w:r>
+          <w:t xml:space="preserve"> </w:t>
+        </w:r>
+      </w:ins>
+      <w:ins w:id="55" w:author="PR Preview" w:date="2026-01-01T00:00:00Z">
+        <w:r>
+          <w:t xml:space="preserve">have density</w:t>
+        </w:r>
+      </w:ins>
+      <w:ins w:id="56" w:author="PR Preview" w:date="2026-01-01T00:00:00Z">
+        <w:r>
+          <w:t xml:space="preserve"> </w:t>
+        </w:r>
+      </w:ins>
+      <w:ins w:id="57" w:author="PR Preview" w:date="2026-01-01T00:00:00Z">
+        <w:r>
+          <w:t xml:space="preserve">$\operatorname{p}(\mathord{\smash[b]{\underset{\raise.3ex\hbox{$\scriptstyle\sim$}}{x}}\vphantom{x}}\mid \theta)$</w:t>
+        </w:r>
+      </w:ins>
+      <w:ins w:id="58" w:author="PR Preview" w:date="2026-01-01T00:00:00Z">
+        <w:r>
+          <w:t xml:space="preserve"> </w:t>
+        </w:r>
+      </w:ins>
+      <w:ins w:id="59" w:author="PR Preview" w:date="2026-01-01T00:00:00Z">
+        <w:r>
+          <w:t xml:space="preserve">for a scalar parameter</w:t>
+        </w:r>
+      </w:ins>
+      <w:ins w:id="60" w:author="PR Preview" w:date="2026-01-01T00:00:00Z">
+        <w:r>
+          <w:t xml:space="preserve"> </w:t>
+        </w:r>
+      </w:ins>
+      <m:oMath>
+        <m:r>
+          <m:t>θ</m:t>
+        </m:r>
+      </m:oMath>
+      <w:ins w:id="61" w:author="PR Preview" w:date="2026-01-01T00:00:00Z">
+        <w:r>
+          <w:t xml:space="preserve">,</w:t>
+        </w:r>
+      </w:ins>
+      <w:ins w:id="62" w:author="PR Preview" w:date="2026-01-01T00:00:00Z">
+        <w:r>
+          <w:t xml:space="preserve"> </w:t>
+        </w:r>
+      </w:ins>
+      <w:ins w:id="63" w:author="PR Preview" w:date="2026-01-01T00:00:00Z">
+        <w:r>
+          <w:t xml:space="preserve">under the assumptions of</w:t>
+        </w:r>
+      </w:ins>
+      <w:ins w:id="64" w:author="PR Preview" w:date="2026-01-01T00:00:00Z">
+        <w:r>
+          <w:t xml:space="preserve"> </w:t>
+        </w:r>
+      </w:ins>
+      <w:hyperlink r:id="rId42">
+        <w:ins w:id="65" w:author="PR Preview" w:date="2026-01-01T00:00:00Z">
+          <w:r>
+            <w:rPr>
+              <w:rStyle w:val="Hyperlink"/>
+            </w:rPr>
+            <w:t xml:space="preserve">the exercise on the mean of the score</w:t>
+          </w:r>
+        </w:ins>
+      </w:hyperlink>
+      <w:ins w:id="66" w:author="PR Preview" w:date="2026-01-01T00:00:00Z">
+        <w:r>
+          <w:t xml:space="preserve">,</w:t>
+        </w:r>
+      </w:ins>
+      <w:ins w:id="67" w:author="PR Preview" w:date="2026-01-01T00:00:00Z">
+        <w:r>
+          <w:t xml:space="preserve"> </w:t>
+        </w:r>
+      </w:ins>
+      <w:ins w:id="68" w:author="PR Preview" w:date="2026-01-01T00:00:00Z">
+        <w:r>
+          <w:t xml:space="preserve">and let</w:t>
+        </w:r>
+      </w:ins>
+      <w:ins w:id="69" w:author="PR Preview" w:date="2026-01-01T00:00:00Z">
+        <w:r>
+          <w:t xml:space="preserve"> </w:t>
+        </w:r>
+      </w:ins>
+      <w:ins w:id="70" w:author="PR Preview" w:date="2026-01-01T00:00:00Z">
+        <w:r>
+          <w:t xml:space="preserve">$\hat{\theta}= \hat{\theta}(\mathord{\smash[b]{\underset{\raise.3ex\hbox{$\scriptstyle\sim$}}{X}}\vphantom{X}})$</w:t>
+        </w:r>
+      </w:ins>
+      <w:ins w:id="71" w:author="PR Preview" w:date="2026-01-01T00:00:00Z">
+        <w:r>
+          <w:t xml:space="preserve"> </w:t>
+        </w:r>
+      </w:ins>
+      <w:ins w:id="72" w:author="PR Preview" w:date="2026-01-01T00:00:00Z">
+        <w:r>
+          <w:t xml:space="preserve">be an</w:t>
+        </w:r>
+      </w:ins>
+      <w:ins w:id="73" w:author="PR Preview" w:date="2026-01-01T00:00:00Z">
+        <w:r>
+          <w:t xml:space="preserve"> </w:t>
+        </w:r>
+      </w:ins>
+      <w:hyperlink r:id="rId14">
+        <w:ins w:id="74" w:author="PR Preview" w:date="2026-01-01T00:00:00Z">
+          <w:r>
+            <w:rPr>
+              <w:rStyle w:val="Hyperlink"/>
+            </w:rPr>
+            <w:t xml:space="preserve">unbiased</w:t>
+          </w:r>
+        </w:ins>
+      </w:hyperlink>
+      <w:ins w:id="75" w:author="PR Preview" w:date="2026-01-01T00:00:00Z">
+        <w:r>
+          <w:t xml:space="preserve"> </w:t>
+        </w:r>
+      </w:ins>
+      <w:ins w:id="76" w:author="PR Preview" w:date="2026-01-01T00:00:00Z">
+        <w:r>
+          <w:t xml:space="preserve">estimator of</w:t>
+        </w:r>
+      </w:ins>
+      <w:ins w:id="77" w:author="PR Preview" w:date="2026-01-01T00:00:00Z">
+        <w:r>
+          <w:t xml:space="preserve"> </w:t>
+        </w:r>
+      </w:ins>
+      <m:oMath>
+        <m:r>
+          <m:t>θ</m:t>
+        </m:r>
+      </m:oMath>
+      <w:ins w:id="78" w:author="PR Preview" w:date="2026-01-01T00:00:00Z">
+        <w:r>
+          <w:t xml:space="preserve"> </w:t>
+        </w:r>
+      </w:ins>
+      <w:ins w:id="79" w:author="PR Preview" w:date="2026-01-01T00:00:00Z">
+        <w:r>
+          <w:t xml:space="preserve">with finite variance.</w:t>
+        </w:r>
+      </w:ins>
+      <w:ins w:id="80" w:author="PR Preview" w:date="2026-01-01T00:00:00Z">
+        <w:r>
+          <w:t xml:space="preserve"> </w:t>
+        </w:r>
+      </w:ins>
+      <w:ins w:id="81" w:author="PR Preview" w:date="2026-01-01T00:00:00Z">
+        <w:r>
+          <w:t xml:space="preserve">Show that the covariance of</w:t>
+        </w:r>
+      </w:ins>
+      <w:ins w:id="82" w:author="PR Preview" w:date="2026-01-01T00:00:00Z">
+        <w:r>
+          <w:t xml:space="preserve"> </w:t>
+        </w:r>
+      </w:ins>
+      <m:oMath>
+        <m:acc>
+          <m:accPr>
+            <m:chr m:val="̂"/>
+          </m:accPr>
+          <m:e>
+            <m:r>
+              <m:t>θ</m:t>
+            </m:r>
+          </m:e>
+        </m:acc>
+      </m:oMath>
+      <w:ins w:id="83" w:author="PR Preview" w:date="2026-01-01T00:00:00Z">
+        <w:r>
+          <w:t xml:space="preserve"> </w:t>
+        </w:r>
+      </w:ins>
+      <w:ins w:id="84" w:author="PR Preview" w:date="2026-01-01T00:00:00Z">
+        <w:r>
+          <w:t xml:space="preserve">with the</w:t>
+        </w:r>
+      </w:ins>
+      <w:ins w:id="85" w:author="PR Preview" w:date="2026-01-01T00:00:00Z">
+        <w:r>
+          <w:t xml:space="preserve"> </w:t>
+        </w:r>
+      </w:ins>
+      <w:hyperlink r:id="rId43">
+        <w:ins w:id="86" w:author="PR Preview" w:date="2026-01-01T00:00:00Z">
+          <w:r>
+            <w:rPr>
+              <w:rStyle w:val="Hyperlink"/>
+            </w:rPr>
+            <w:t xml:space="preserve">score</w:t>
+          </w:r>
+        </w:ins>
+      </w:hyperlink>
+      <w:ins w:id="87" w:author="PR Preview" w:date="2026-01-01T00:00:00Z">
+        <w:r>
+          <w:t xml:space="preserve"> </w:t>
+        </w:r>
+      </w:ins>
+      <w:ins w:id="88" w:author="PR Preview" w:date="2026-01-01T00:00:00Z">
+        <w:r>
+          <w:t xml:space="preserve">$\ell'(\mathord{\smash[b]{\underset{\raise.3ex\hbox{$\scriptstyle\sim$}}{X}}\vphantom{X}}\mid \theta)$</w:t>
+        </w:r>
+      </w:ins>
+      <w:ins w:id="89" w:author="PR Preview" w:date="2026-01-01T00:00:00Z">
+        <w:r>
+          <w:t xml:space="preserve"> </w:t>
+        </w:r>
+      </w:ins>
+      <w:ins w:id="90" w:author="PR Preview" w:date="2026-01-01T00:00:00Z">
+        <w:r>
+          <w:t xml:space="preserve">equals 1.</w:t>
+        </w:r>
+      </w:ins>
+      <w:ins w:id="91" w:author="PR Preview" w:date="2026-01-01T00:00:00Z">
+        <w:r>
+          <w:t xml:space="preserve"> </w:t>
+        </w:r>
+      </w:ins>
+      <w:ins w:id="92" w:author="PR Preview" w:date="2026-01-01T00:00:00Z">
+        <w:r>
+          <w:t xml:space="preserve">Assume the derivative of</w:t>
+        </w:r>
+      </w:ins>
+      <w:ins w:id="93" w:author="PR Preview" w:date="2026-01-01T00:00:00Z">
+        <w:r>
+          <w:t xml:space="preserve"> </w:t>
+        </w:r>
+      </w:ins>
+      <m:oMath>
+        <m:r>
+          <m:rPr>
+            <m:sty m:val="p"/>
+          </m:rPr>
+          <m:t>E</m:t>
+        </m:r>
+        <m:r>
+          <m:t>​</m:t>
+        </m:r>
+        <m:d>
+          <m:dPr>
+            <m:begChr m:val="["/>
+            <m:sepChr m:val=""/>
+            <m:endChr m:val="]"/>
+            <m:grow/>
+          </m:dPr>
+          <m:e>
+            <m:acc>
+              <m:accPr>
+                <m:chr m:val="̂"/>
+              </m:accPr>
+              <m:e>
+                <m:r>
+                  <m:t>θ</m:t>
+                </m:r>
+              </m:e>
+            </m:acc>
+          </m:e>
+        </m:d>
+        <m:r>
+          <m:t>​</m:t>
+        </m:r>
+      </m:oMath>
+      <w:ins w:id="94" w:author="PR Preview" w:date="2026-01-01T00:00:00Z">
+        <w:r>
+          <w:t xml:space="preserve"> </w:t>
+        </w:r>
+      </w:ins>
+      <w:ins w:id="95" w:author="PR Preview" w:date="2026-01-01T00:00:00Z">
+        <w:r>
+          <w:t xml:space="preserve">with respect to</w:t>
+        </w:r>
+      </w:ins>
+      <w:ins w:id="96" w:author="PR Preview" w:date="2026-01-01T00:00:00Z">
+        <w:r>
+          <w:t xml:space="preserve"> </w:t>
+        </w:r>
+      </w:ins>
+      <m:oMath>
+        <m:r>
+          <m:t>θ</m:t>
+        </m:r>
+      </m:oMath>
+      <w:ins w:id="97" w:author="PR Preview" w:date="2026-01-01T00:00:00Z">
+        <w:r>
+          <w:t xml:space="preserve"> </w:t>
+        </w:r>
+      </w:ins>
+      <w:ins w:id="98" w:author="PR Preview" w:date="2026-01-01T00:00:00Z">
+        <w:r>
+          <w:t xml:space="preserve">can be taken inside the integral.</w:t>
+        </w:r>
+      </w:ins>
     </w:p>
     <w:bookmarkEnd w:id="44"/>
     <w:bookmarkStart w:id="46" w:name="sol-cov-estimator-score"/>
@@ -8713,6 +9140,42 @@
         </m:oMath>
       </m:oMathPara>
     </w:p>
+    <w:p>
+      <w:pPr>
+        <w:pStyle w:val="BodyText"/>
+      </w:pPr>
+      <w:ins w:id="99" w:author="PR Preview" w:date="2026-01-01T00:00:00Z">
+        <w:r>
+          <w:t xml:space="preserve">$$
+    \begin{aligned}
+    \operatorname{Cov}\mathopen{}\left(\hat{\theta}, \ell'\right)\mathclose{}
+    &amp;= \operatorname{E}\mathopen{}\left[\hat{\theta}\ell'\right]\mathclose{} - \operatorname{E}\mathopen{}\left[\hat{\theta}\right]\mathclose{}\,\operatorname{E}\mathopen{}\left[\ell'\right]\mathclose{}
+    &amp;&amp; \text{(definition of covariance)}\\
+    &amp;= \operatorname{E}\mathopen{}\left[\hat{\theta}\ell'\right]\mathclose{} - \operatorname{E}\mathopen{}\left[\hat{\theta}\right]\mathclose{} \cdot 0
+    &amp;&amp; \text{(the score has mean zero)}\\
+    &amp;= \operatorname{E}\mathopen{}\left[\hat{\theta}\ell'\right]\mathclose{} - 0
+    &amp;&amp; \text{($b \cdot 0 = 0$)}\\
+    &amp;= \operatorname{E}\mathopen{}\left[\hat{\theta}\ell'\right]\mathclose{}
+    &amp;&amp; \text{($a - 0 = a$)}\\
+    &amp;= \int \hat{\theta}(\mathord{\smash[b]{\underset{\raise.3ex\hbox{$\scriptstyle\sim$}}{x}}\vphantom{x}}) \, \ell'(\mathord{\smash[b]{\underset{\raise.3ex\hbox{$\scriptstyle\sim$}}{x}}\vphantom{x}}\mid \theta) \, \operatorname{p}(\mathord{\smash[b]{\underset{\raise.3ex\hbox{$\scriptstyle\sim$}}{x}}\vphantom{x}}\mid \theta) \, d\mathord{\smash[b]{\underset{\raise.3ex\hbox{$\scriptstyle\sim$}}{x}}\vphantom{x}}
+    &amp;&amp; \text{(definition of expectation)}\\
+    &amp;= \int \hat{\theta}(\mathord{\smash[b]{\underset{\raise.3ex\hbox{$\scriptstyle\sim$}}{x}}\vphantom{x}}) \mathopen{}\left(\frac{\partial}{\partial \theta} \log \operatorname{p}(\mathord{\smash[b]{\underset{\raise.3ex\hbox{$\scriptstyle\sim$}}{x}}\vphantom{x}}\mid \theta)\right)\mathclose{} \operatorname{p}(\mathord{\smash[b]{\underset{\raise.3ex\hbox{$\scriptstyle\sim$}}{x}}\vphantom{x}}\mid \theta) \, d\mathord{\smash[b]{\underset{\raise.3ex\hbox{$\scriptstyle\sim$}}{x}}\vphantom{x}}
+    &amp;&amp; \text{(definition of the score)}\\
+    &amp;= \int \hat{\theta}(\mathord{\smash[b]{\underset{\raise.3ex\hbox{$\scriptstyle\sim$}}{x}}\vphantom{x}}) \, \frac{\partial}{\partial \theta} \operatorname{p}(\mathord{\smash[b]{\underset{\raise.3ex\hbox{$\scriptstyle\sim$}}{x}}\vphantom{x}}\mid \theta) \, d\mathord{\smash[b]{\underset{\raise.3ex\hbox{$\scriptstyle\sim$}}{x}}\vphantom{x}}
+    &amp;&amp; \text{(derivative of a log density)}\\
+    &amp;= \frac{\partial}{\partial \theta} \int \hat{\theta}(\mathord{\smash[b]{\underset{\raise.3ex\hbox{$\scriptstyle\sim$}}{x}}\vphantom{x}}) \, \operatorname{p}(\mathord{\smash[b]{\underset{\raise.3ex\hbox{$\scriptstyle\sim$}}{x}}\vphantom{x}}\mid \theta) \, d\mathord{\smash[b]{\underset{\raise.3ex\hbox{$\scriptstyle\sim$}}{x}}\vphantom{x}}
+    &amp;&amp; \text{(exchange derivative and integral)}\\
+    &amp;= \frac{\partial}{\partial \theta} \operatorname{E}\mathopen{}\left[\hat{\theta}\right]\mathclose{}
+    &amp;&amp; \text{(definition of expectation)}\\
+    &amp;= \frac{\partial}{\partial \theta} \theta
+    &amp;&amp; \text{($\hat{\theta}$ is unbiased)}\\
+    &amp;= 1
+    &amp;&amp; \text{(derivative of $\theta$ with respect to $\theta$)}
+    \end{aligned}
+    $$</w:t>
+        </w:r>
+      </w:ins>
+    </w:p>
     <w:bookmarkEnd w:id="46"/>
     <w:bookmarkStart w:id="48" w:name="lem-cov-estimator-score"/>
     <w:p>
@@ -8916,6 +9379,20 @@
           </m:r>
         </m:oMath>
       </m:oMathPara>
+      <w:bookmarkEnd w:id="47"/>
+    </w:p>
+    <w:p>
+      <w:pPr>
+        <w:pStyle w:val="BodyText"/>
+      </w:pPr>
+      <w:bookmarkStart w:id="47" w:name="eq-cov-estimator-score"/>
+      <w:ins w:id="100" w:author="PR Preview" w:date="2026-01-01T00:00:00Z">
+        <w:r>
+          <w:t xml:space="preserve">$$
+    \operatorname{Cov}\mathopen{}\left(\hat{\theta}, \ell'(\mathord{\smash[b]{\underset{\raise.3ex\hbox{$\scriptstyle\sim$}}{X}}\vphantom{X}}\mid \theta)\right)\mathclose{} = 1
+     \qquad(4)$$</w:t>
+        </w:r>
+      </w:ins>
       <w:bookmarkEnd w:id="47"/>
     </w:p>
     <w:bookmarkEnd w:id="48"/>

--- a/pr-preview/pr-268/estimator-properties-handout-tracked-changes.docx
+++ b/pr-preview/pr-268/estimator-properties-handout-tracked-changes.docx
@@ -26,7 +26,7 @@
       </w:pPr>
       <w:ins w:id="2" w:author="PR Preview" w:date="2026-01-01T00:00:00Z">
         <w:r>
-          <w:t xml:space="preserve">Last modified: 2026-10-16 18:04:33 (PDT)</w:t>
+          <w:t xml:space="preserve">Last modified: 2026-10-16 19:00:04 (PDT)</w:t>
         </w:r>
       </w:ins>
     </w:p>

--- a/pr-preview/pr-268/estimator-properties-handout-tracked-changes.docx
+++ b/pr-preview/pr-268/estimator-properties-handout-tracked-changes.docx
@@ -16,7 +16,7 @@
       </w:pPr>
       <w:del w:id="1" w:author="PR Preview" w:date="2026-01-01T00:00:00Z">
         <w:r>
-          <w:delText xml:space="preserve">Last modified: 2026-10-16 16:37:17 (PDT)</w:delText>
+          <w:delText xml:space="preserve">Last modified: 2026-10-16 18:58:08 (PDT)</w:delText>
         </w:r>
       </w:del>
     </w:p>
@@ -26,7 +26,7 @@
       </w:pPr>
       <w:ins w:id="2" w:author="PR Preview" w:date="2026-01-01T00:00:00Z">
         <w:r>
-          <w:t xml:space="preserve">Last modified: 2026-10-16 19:00:04 (PDT)</w:t>
+          <w:t xml:space="preserve">Last modified: 2026-10-16 22:26:41 (PDT)</w:t>
         </w:r>
       </w:ins>
     </w:p>
@@ -6816,301 +6816,132 @@
       <w:pPr>
         <w:pStyle w:val="FirstParagraph"/>
       </w:pPr>
-      <w:del w:id="3" w:author="PR Preview" w:date="2026-01-01T00:00:00Z">
+      <w:r>
+        <w:rPr>
+          <w:b/>
+          <w:bCs/>
+        </w:rPr>
+        <w:t xml:space="preserve">Exercise 2 (Covariance of an unbiased estimator with the score)</w:t>
+      </w:r>
+      <w:r>
+        <w:t xml:space="preserve"> </w:t>
+      </w:r>
+      <w:r>
+        <w:t xml:space="preserve">Let</w:t>
+      </w:r>
+      <w:r>
+        <w:t xml:space="preserve"> </w:t>
+      </w:r>
+      <w:r>
+        <w:t xml:space="preserve">$\mathord{\smash[b]{\underset{\raise.3ex\hbox{$\scriptstyle\sim$}}{X}}\vphantom{X}}$</w:t>
+      </w:r>
+      <w:r>
+        <w:t xml:space="preserve"> </w:t>
+      </w:r>
+      <w:r>
+        <w:t xml:space="preserve">have density</w:t>
+      </w:r>
+      <w:r>
+        <w:t xml:space="preserve"> </w:t>
+      </w:r>
+      <w:r>
+        <w:t xml:space="preserve">$\operatorname{p}(\mathord{\smash[b]{\underset{\raise.3ex\hbox{$\scriptstyle\sim$}}{x}}\vphantom{x}}\mid \theta)$</w:t>
+      </w:r>
+      <w:r>
+        <w:t xml:space="preserve"> </w:t>
+      </w:r>
+      <w:r>
+        <w:t xml:space="preserve">for a scalar parameter</w:t>
+      </w:r>
+      <w:r>
+        <w:t xml:space="preserve"> </w:t>
+      </w:r>
+      <m:oMath>
+        <m:r>
+          <m:t>θ</m:t>
+        </m:r>
+      </m:oMath>
+      <w:r>
+        <w:t xml:space="preserve">,</w:t>
+      </w:r>
+      <w:r>
+        <w:t xml:space="preserve"> </w:t>
+      </w:r>
+      <w:r>
+        <w:t xml:space="preserve">under the assumptions of</w:t>
+      </w:r>
+      <w:r>
+        <w:t xml:space="preserve"> </w:t>
+      </w:r>
+      <w:hyperlink r:id="rId42">
         <w:r>
           <w:rPr>
-            <w:b/>
-            <w:bCs/>
+            <w:rStyle w:val="Hyperlink"/>
           </w:rPr>
-          <w:delText xml:space="preserve">Exercise 2 (Covariance of an unbiased estimator with the score)</w:delText>
+          <w:t xml:space="preserve">the exercise on the mean of the score</w:t>
         </w:r>
-      </w:del>
-      <w:del w:id="4" w:author="PR Preview" w:date="2026-01-01T00:00:00Z">
+      </w:hyperlink>
+      <w:r>
+        <w:t xml:space="preserve">,</w:t>
+      </w:r>
+      <w:r>
+        <w:t xml:space="preserve"> </w:t>
+      </w:r>
+      <w:r>
+        <w:t xml:space="preserve">and let</w:t>
+      </w:r>
+      <w:r>
+        <w:t xml:space="preserve"> </w:t>
+      </w:r>
+      <w:r>
+        <w:t xml:space="preserve">$\hat{\theta}= \hat{\theta}(\mathord{\smash[b]{\underset{\raise.3ex\hbox{$\scriptstyle\sim$}}{X}}\vphantom{X}})$</w:t>
+      </w:r>
+      <w:r>
+        <w:t xml:space="preserve"> </w:t>
+      </w:r>
+      <w:r>
+        <w:t xml:space="preserve">be an</w:t>
+      </w:r>
+      <w:r>
+        <w:t xml:space="preserve"> </w:t>
+      </w:r>
+      <w:hyperlink r:id="rId14">
         <w:r>
-          <w:delText xml:space="preserve"> </w:delText>
+          <w:rPr>
+            <w:rStyle w:val="Hyperlink"/>
+          </w:rPr>
+          <w:t xml:space="preserve">unbiased</w:t>
         </w:r>
-      </w:del>
-      <w:del w:id="5" w:author="PR Preview" w:date="2026-01-01T00:00:00Z">
-        <w:r>
-          <w:delText xml:space="preserve">Let</w:delText>
-        </w:r>
-      </w:del>
-      <w:del w:id="6" w:author="PR Preview" w:date="2026-01-01T00:00:00Z">
-        <w:r>
-          <w:delText xml:space="preserve"> </w:delText>
-        </w:r>
-      </w:del>
+      </w:hyperlink>
+      <w:r>
+        <w:t xml:space="preserve"> </w:t>
+      </w:r>
+      <w:r>
+        <w:t xml:space="preserve">estimator of</w:t>
+      </w:r>
+      <w:r>
+        <w:t xml:space="preserve"> </w:t>
+      </w:r>
       <m:oMath>
-        <m:limLow>
-          <m:e>
-            <m:r>
-              <m:t>X</m:t>
-            </m:r>
-          </m:e>
-          <m:lim>
-            <m:r>
-              <m:rPr>
-                <m:sty m:val="p"/>
-              </m:rPr>
-              <m:t>∼</m:t>
-            </m:r>
-          </m:lim>
-        </m:limLow>
+        <m:r>
+          <m:t>θ</m:t>
+        </m:r>
       </m:oMath>
-      <w:del w:id="7" w:author="PR Preview" w:date="2026-01-01T00:00:00Z">
-        <w:r>
-          <w:delText xml:space="preserve"> </w:delText>
-        </w:r>
-      </w:del>
-      <w:del w:id="8" w:author="PR Preview" w:date="2026-01-01T00:00:00Z">
-        <w:r>
-          <w:delText xml:space="preserve">have density</w:delText>
-        </w:r>
-      </w:del>
-      <w:del w:id="9" w:author="PR Preview" w:date="2026-01-01T00:00:00Z">
-        <w:r>
-          <w:delText xml:space="preserve"> </w:delText>
-        </w:r>
-      </w:del>
-      <m:oMath>
-        <m:r>
-          <m:rPr>
-            <m:sty m:val="p"/>
-          </m:rPr>
-          <m:t>p</m:t>
-        </m:r>
-        <m:r>
-          <m:rPr>
-            <m:sty m:val="p"/>
-          </m:rPr>
-          <m:t>(</m:t>
-        </m:r>
-        <m:limLow>
-          <m:e>
-            <m:r>
-              <m:t>x</m:t>
-            </m:r>
-          </m:e>
-          <m:lim>
-            <m:r>
-              <m:rPr>
-                <m:sty m:val="p"/>
-              </m:rPr>
-              <m:t>∼</m:t>
-            </m:r>
-          </m:lim>
-        </m:limLow>
-        <m:r>
-          <m:rPr>
-            <m:sty m:val="p"/>
-          </m:rPr>
-          <m:t>∣</m:t>
-        </m:r>
-        <m:r>
-          <m:t>θ</m:t>
-        </m:r>
-        <m:r>
-          <m:rPr>
-            <m:sty m:val="p"/>
-          </m:rPr>
-          <m:t>)</m:t>
-        </m:r>
-      </m:oMath>
-      <w:del w:id="10" w:author="PR Preview" w:date="2026-01-01T00:00:00Z">
-        <w:r>
-          <w:delText xml:space="preserve"> </w:delText>
-        </w:r>
-      </w:del>
-      <w:del w:id="11" w:author="PR Preview" w:date="2026-01-01T00:00:00Z">
-        <w:r>
-          <w:delText xml:space="preserve">for a scalar parameter</w:delText>
-        </w:r>
-      </w:del>
-      <w:del w:id="12" w:author="PR Preview" w:date="2026-01-01T00:00:00Z">
-        <w:r>
-          <w:delText xml:space="preserve"> </w:delText>
-        </w:r>
-      </w:del>
-      <m:oMath>
-        <m:r>
-          <m:t>θ</m:t>
-        </m:r>
-      </m:oMath>
-      <w:del w:id="13" w:author="PR Preview" w:date="2026-01-01T00:00:00Z">
-        <w:r>
-          <w:delText xml:space="preserve">,</w:delText>
-        </w:r>
-      </w:del>
-      <w:del w:id="14" w:author="PR Preview" w:date="2026-01-01T00:00:00Z">
-        <w:r>
-          <w:delText xml:space="preserve"> </w:delText>
-        </w:r>
-      </w:del>
-      <w:del w:id="15" w:author="PR Preview" w:date="2026-01-01T00:00:00Z">
-        <w:r>
-          <w:delText xml:space="preserve">under the assumptions of</w:delText>
-        </w:r>
-      </w:del>
-      <w:del w:id="16" w:author="PR Preview" w:date="2026-01-01T00:00:00Z">
-        <w:r>
-          <w:delText xml:space="preserve"> </w:delText>
-        </w:r>
-      </w:del>
-      <w:hyperlink r:id="rId42">
-        <w:del w:id="17" w:author="PR Preview" w:date="2026-01-01T00:00:00Z">
-          <w:r>
-            <w:rPr>
-              <w:rStyle w:val="Hyperlink"/>
-            </w:rPr>
-            <w:delText xml:space="preserve">the exercise on the mean of the score</w:delText>
-          </w:r>
-        </w:del>
-      </w:hyperlink>
-      <w:del w:id="18" w:author="PR Preview" w:date="2026-01-01T00:00:00Z">
-        <w:r>
-          <w:delText xml:space="preserve">,</w:delText>
-        </w:r>
-      </w:del>
-      <w:del w:id="19" w:author="PR Preview" w:date="2026-01-01T00:00:00Z">
-        <w:r>
-          <w:delText xml:space="preserve"> </w:delText>
-        </w:r>
-      </w:del>
-      <w:del w:id="20" w:author="PR Preview" w:date="2026-01-01T00:00:00Z">
-        <w:r>
-          <w:delText xml:space="preserve">and let</w:delText>
-        </w:r>
-      </w:del>
-      <w:del w:id="21" w:author="PR Preview" w:date="2026-01-01T00:00:00Z">
-        <w:r>
-          <w:delText xml:space="preserve"> </w:delText>
-        </w:r>
-      </w:del>
-      <m:oMath>
-        <m:acc>
-          <m:accPr>
-            <m:chr m:val="̂"/>
-          </m:accPr>
-          <m:e>
-            <m:r>
-              <m:t>θ</m:t>
-            </m:r>
-          </m:e>
-        </m:acc>
-        <m:r>
-          <m:rPr>
-            <m:sty m:val="p"/>
-          </m:rPr>
-          <m:t>=</m:t>
-        </m:r>
-        <m:acc>
-          <m:accPr>
-            <m:chr m:val="̂"/>
-          </m:accPr>
-          <m:e>
-            <m:r>
-              <m:t>θ</m:t>
-            </m:r>
-          </m:e>
-        </m:acc>
-        <m:r>
-          <m:rPr>
-            <m:sty m:val="p"/>
-          </m:rPr>
-          <m:t>(</m:t>
-        </m:r>
-        <m:limLow>
-          <m:e>
-            <m:r>
-              <m:t>X</m:t>
-            </m:r>
-          </m:e>
-          <m:lim>
-            <m:r>
-              <m:rPr>
-                <m:sty m:val="p"/>
-              </m:rPr>
-              <m:t>∼</m:t>
-            </m:r>
-          </m:lim>
-        </m:limLow>
-        <m:r>
-          <m:rPr>
-            <m:sty m:val="p"/>
-          </m:rPr>
-          <m:t>)</m:t>
-        </m:r>
-      </m:oMath>
-      <w:del w:id="22" w:author="PR Preview" w:date="2026-01-01T00:00:00Z">
-        <w:r>
-          <w:delText xml:space="preserve"> </w:delText>
-        </w:r>
-      </w:del>
-      <w:del w:id="23" w:author="PR Preview" w:date="2026-01-01T00:00:00Z">
-        <w:r>
-          <w:delText xml:space="preserve">be an</w:delText>
-        </w:r>
-      </w:del>
-      <w:del w:id="24" w:author="PR Preview" w:date="2026-01-01T00:00:00Z">
-        <w:r>
-          <w:delText xml:space="preserve"> </w:delText>
-        </w:r>
-      </w:del>
-      <w:hyperlink r:id="rId14">
-        <w:del w:id="25" w:author="PR Preview" w:date="2026-01-01T00:00:00Z">
-          <w:r>
-            <w:rPr>
-              <w:rStyle w:val="Hyperlink"/>
-            </w:rPr>
-            <w:delText xml:space="preserve">unbiased</w:delText>
-          </w:r>
-        </w:del>
-      </w:hyperlink>
-      <w:del w:id="26" w:author="PR Preview" w:date="2026-01-01T00:00:00Z">
-        <w:r>
-          <w:delText xml:space="preserve"> </w:delText>
-        </w:r>
-      </w:del>
-      <w:del w:id="27" w:author="PR Preview" w:date="2026-01-01T00:00:00Z">
-        <w:r>
-          <w:delText xml:space="preserve">estimator of</w:delText>
-        </w:r>
-      </w:del>
-      <w:del w:id="28" w:author="PR Preview" w:date="2026-01-01T00:00:00Z">
-        <w:r>
-          <w:delText xml:space="preserve"> </w:delText>
-        </w:r>
-      </w:del>
-      <m:oMath>
-        <m:r>
-          <m:t>θ</m:t>
-        </m:r>
-      </m:oMath>
-      <w:del w:id="29" w:author="PR Preview" w:date="2026-01-01T00:00:00Z">
-        <w:r>
-          <w:delText xml:space="preserve"> </w:delText>
-        </w:r>
-      </w:del>
-      <w:del w:id="30" w:author="PR Preview" w:date="2026-01-01T00:00:00Z">
-        <w:r>
-          <w:delText xml:space="preserve">with finite variance.</w:delText>
-        </w:r>
-      </w:del>
-      <w:del w:id="31" w:author="PR Preview" w:date="2026-01-01T00:00:00Z">
-        <w:r>
-          <w:delText xml:space="preserve"> </w:delText>
-        </w:r>
-      </w:del>
-      <w:del w:id="32" w:author="PR Preview" w:date="2026-01-01T00:00:00Z">
-        <w:r>
-          <w:delText xml:space="preserve">Show that the covariance of</w:delText>
-        </w:r>
-      </w:del>
-      <w:del w:id="33" w:author="PR Preview" w:date="2026-01-01T00:00:00Z">
-        <w:r>
-          <w:delText xml:space="preserve"> </w:delText>
-        </w:r>
-      </w:del>
+      <w:r>
+        <w:t xml:space="preserve"> </w:t>
+      </w:r>
+      <w:r>
+        <w:t xml:space="preserve">with finite variance.</w:t>
+      </w:r>
+      <w:r>
+        <w:t xml:space="preserve"> </w:t>
+      </w:r>
+      <w:r>
+        <w:t xml:space="preserve">Show that the covariance of</w:t>
+      </w:r>
+      <w:r>
+        <w:t xml:space="preserve"> </w:t>
+      </w:r>
       <m:oMath>
         <m:acc>
           <m:accPr>
@@ -7123,114 +6954,44 @@
           </m:e>
         </m:acc>
       </m:oMath>
-      <w:del w:id="34" w:author="PR Preview" w:date="2026-01-01T00:00:00Z">
+      <w:r>
+        <w:t xml:space="preserve"> </w:t>
+      </w:r>
+      <w:r>
+        <w:t xml:space="preserve">with the</w:t>
+      </w:r>
+      <w:r>
+        <w:t xml:space="preserve"> </w:t>
+      </w:r>
+      <w:hyperlink r:id="rId43">
         <w:r>
-          <w:delText xml:space="preserve"> </w:delText>
+          <w:rPr>
+            <w:rStyle w:val="Hyperlink"/>
+          </w:rPr>
+          <w:t xml:space="preserve">score</w:t>
         </w:r>
-      </w:del>
-      <w:del w:id="35" w:author="PR Preview" w:date="2026-01-01T00:00:00Z">
-        <w:r>
-          <w:delText xml:space="preserve">with the</w:delText>
-        </w:r>
-      </w:del>
-      <w:del w:id="36" w:author="PR Preview" w:date="2026-01-01T00:00:00Z">
-        <w:r>
-          <w:delText xml:space="preserve"> </w:delText>
-        </w:r>
-      </w:del>
-      <w:hyperlink r:id="rId43">
-        <w:del w:id="37" w:author="PR Preview" w:date="2026-01-01T00:00:00Z">
-          <w:r>
-            <w:rPr>
-              <w:rStyle w:val="Hyperlink"/>
-            </w:rPr>
-            <w:delText xml:space="preserve">score</w:delText>
-          </w:r>
-        </w:del>
       </w:hyperlink>
-      <w:del w:id="38" w:author="PR Preview" w:date="2026-01-01T00:00:00Z">
-        <w:r>
-          <w:delText xml:space="preserve"> </w:delText>
-        </w:r>
-      </w:del>
-      <m:oMath>
-        <m:sSup>
-          <m:e>
-            <m:r>
-              <m:t>ℓ</m:t>
-            </m:r>
-          </m:e>
-          <m:sup>
-            <m:r>
-              <m:rPr>
-                <m:sty m:val="p"/>
-              </m:rPr>
-              <m:t>′</m:t>
-            </m:r>
-          </m:sup>
-        </m:sSup>
-        <m:r>
-          <m:rPr>
-            <m:sty m:val="p"/>
-          </m:rPr>
-          <m:t>(</m:t>
-        </m:r>
-        <m:limLow>
-          <m:e>
-            <m:r>
-              <m:t>X</m:t>
-            </m:r>
-          </m:e>
-          <m:lim>
-            <m:r>
-              <m:rPr>
-                <m:sty m:val="p"/>
-              </m:rPr>
-              <m:t>∼</m:t>
-            </m:r>
-          </m:lim>
-        </m:limLow>
-        <m:r>
-          <m:rPr>
-            <m:sty m:val="p"/>
-          </m:rPr>
-          <m:t>∣</m:t>
-        </m:r>
-        <m:r>
-          <m:t>θ</m:t>
-        </m:r>
-        <m:r>
-          <m:rPr>
-            <m:sty m:val="p"/>
-          </m:rPr>
-          <m:t>)</m:t>
-        </m:r>
-      </m:oMath>
-      <w:del w:id="39" w:author="PR Preview" w:date="2026-01-01T00:00:00Z">
-        <w:r>
-          <w:delText xml:space="preserve"> </w:delText>
-        </w:r>
-      </w:del>
-      <w:del w:id="40" w:author="PR Preview" w:date="2026-01-01T00:00:00Z">
-        <w:r>
-          <w:delText xml:space="preserve">equals 1.</w:delText>
-        </w:r>
-      </w:del>
-      <w:del w:id="41" w:author="PR Preview" w:date="2026-01-01T00:00:00Z">
-        <w:r>
-          <w:delText xml:space="preserve"> </w:delText>
-        </w:r>
-      </w:del>
-      <w:del w:id="42" w:author="PR Preview" w:date="2026-01-01T00:00:00Z">
-        <w:r>
-          <w:delText xml:space="preserve">Assume the derivative of</w:delText>
-        </w:r>
-      </w:del>
-      <w:del w:id="43" w:author="PR Preview" w:date="2026-01-01T00:00:00Z">
-        <w:r>
-          <w:delText xml:space="preserve"> </w:delText>
-        </w:r>
-      </w:del>
+      <w:r>
+        <w:t xml:space="preserve"> </w:t>
+      </w:r>
+      <w:r>
+        <w:t xml:space="preserve">$\ell'(\mathord{\smash[b]{\underset{\raise.3ex\hbox{$\scriptstyle\sim$}}{X}}\vphantom{X}}\mid \theta)$</w:t>
+      </w:r>
+      <w:r>
+        <w:t xml:space="preserve"> </w:t>
+      </w:r>
+      <w:r>
+        <w:t xml:space="preserve">equals 1.</w:t>
+      </w:r>
+      <w:r>
+        <w:t xml:space="preserve"> </w:t>
+      </w:r>
+      <w:r>
+        <w:t xml:space="preserve">Assume the derivative of</w:t>
+      </w:r>
+      <w:r>
+        <w:t xml:space="preserve"> </w:t>
+      </w:r>
       <m:oMath>
         <m:r>
           <m:rPr>
@@ -7265,371 +7026,26 @@
           <m:t>​</m:t>
         </m:r>
       </m:oMath>
-      <w:del w:id="44" w:author="PR Preview" w:date="2026-01-01T00:00:00Z">
-        <w:r>
-          <w:delText xml:space="preserve"> </w:delText>
-        </w:r>
-      </w:del>
-      <w:del w:id="45" w:author="PR Preview" w:date="2026-01-01T00:00:00Z">
-        <w:r>
-          <w:delText xml:space="preserve">with respect to</w:delText>
-        </w:r>
-      </w:del>
-      <w:del w:id="46" w:author="PR Preview" w:date="2026-01-01T00:00:00Z">
-        <w:r>
-          <w:delText xml:space="preserve"> </w:delText>
-        </w:r>
-      </w:del>
+      <w:r>
+        <w:t xml:space="preserve"> </w:t>
+      </w:r>
+      <w:r>
+        <w:t xml:space="preserve">with respect to</w:t>
+      </w:r>
+      <w:r>
+        <w:t xml:space="preserve"> </w:t>
+      </w:r>
       <m:oMath>
         <m:r>
           <m:t>θ</m:t>
         </m:r>
       </m:oMath>
-      <w:del w:id="47" w:author="PR Preview" w:date="2026-01-01T00:00:00Z">
-        <w:r>
-          <w:delText xml:space="preserve"> </w:delText>
-        </w:r>
-      </w:del>
-      <w:del w:id="48" w:author="PR Preview" w:date="2026-01-01T00:00:00Z">
-        <w:r>
-          <w:delText xml:space="preserve">can be taken inside the integral.</w:delText>
-        </w:r>
-      </w:del>
-    </w:p>
-    <w:p>
-      <w:pPr>
-        <w:pStyle w:val="FirstParagraph"/>
-      </w:pPr>
-      <w:ins w:id="49" w:author="PR Preview" w:date="2026-01-01T00:00:00Z">
-        <w:r>
-          <w:rPr>
-            <w:b/>
-            <w:bCs/>
-          </w:rPr>
-          <w:t xml:space="preserve">Exercise 2 (Covariance of an unbiased estimator with the score)</w:t>
-        </w:r>
-      </w:ins>
-      <w:ins w:id="50" w:author="PR Preview" w:date="2026-01-01T00:00:00Z">
-        <w:r>
-          <w:t xml:space="preserve"> </w:t>
-        </w:r>
-      </w:ins>
-      <w:ins w:id="51" w:author="PR Preview" w:date="2026-01-01T00:00:00Z">
-        <w:r>
-          <w:t xml:space="preserve">Let</w:t>
-        </w:r>
-      </w:ins>
-      <w:ins w:id="52" w:author="PR Preview" w:date="2026-01-01T00:00:00Z">
-        <w:r>
-          <w:t xml:space="preserve"> </w:t>
-        </w:r>
-      </w:ins>
-      <w:ins w:id="53" w:author="PR Preview" w:date="2026-01-01T00:00:00Z">
-        <w:r>
-          <w:t xml:space="preserve">$\mathord{\smash[b]{\underset{\raise.3ex\hbox{$\scriptstyle\sim$}}{X}}\vphantom{X}}$</w:t>
-        </w:r>
-      </w:ins>
-      <w:ins w:id="54" w:author="PR Preview" w:date="2026-01-01T00:00:00Z">
-        <w:r>
-          <w:t xml:space="preserve"> </w:t>
-        </w:r>
-      </w:ins>
-      <w:ins w:id="55" w:author="PR Preview" w:date="2026-01-01T00:00:00Z">
-        <w:r>
-          <w:t xml:space="preserve">have density</w:t>
-        </w:r>
-      </w:ins>
-      <w:ins w:id="56" w:author="PR Preview" w:date="2026-01-01T00:00:00Z">
-        <w:r>
-          <w:t xml:space="preserve"> </w:t>
-        </w:r>
-      </w:ins>
-      <w:ins w:id="57" w:author="PR Preview" w:date="2026-01-01T00:00:00Z">
-        <w:r>
-          <w:t xml:space="preserve">$\operatorname{p}(\mathord{\smash[b]{\underset{\raise.3ex\hbox{$\scriptstyle\sim$}}{x}}\vphantom{x}}\mid \theta)$</w:t>
-        </w:r>
-      </w:ins>
-      <w:ins w:id="58" w:author="PR Preview" w:date="2026-01-01T00:00:00Z">
-        <w:r>
-          <w:t xml:space="preserve"> </w:t>
-        </w:r>
-      </w:ins>
-      <w:ins w:id="59" w:author="PR Preview" w:date="2026-01-01T00:00:00Z">
-        <w:r>
-          <w:t xml:space="preserve">for a scalar parameter</w:t>
-        </w:r>
-      </w:ins>
-      <w:ins w:id="60" w:author="PR Preview" w:date="2026-01-01T00:00:00Z">
-        <w:r>
-          <w:t xml:space="preserve"> </w:t>
-        </w:r>
-      </w:ins>
-      <m:oMath>
-        <m:r>
-          <m:t>θ</m:t>
-        </m:r>
-      </m:oMath>
-      <w:ins w:id="61" w:author="PR Preview" w:date="2026-01-01T00:00:00Z">
-        <w:r>
-          <w:t xml:space="preserve">,</w:t>
-        </w:r>
-      </w:ins>
-      <w:ins w:id="62" w:author="PR Preview" w:date="2026-01-01T00:00:00Z">
-        <w:r>
-          <w:t xml:space="preserve"> </w:t>
-        </w:r>
-      </w:ins>
-      <w:ins w:id="63" w:author="PR Preview" w:date="2026-01-01T00:00:00Z">
-        <w:r>
-          <w:t xml:space="preserve">under the assumptions of</w:t>
-        </w:r>
-      </w:ins>
-      <w:ins w:id="64" w:author="PR Preview" w:date="2026-01-01T00:00:00Z">
-        <w:r>
-          <w:t xml:space="preserve"> </w:t>
-        </w:r>
-      </w:ins>
-      <w:hyperlink r:id="rId42">
-        <w:ins w:id="65" w:author="PR Preview" w:date="2026-01-01T00:00:00Z">
-          <w:r>
-            <w:rPr>
-              <w:rStyle w:val="Hyperlink"/>
-            </w:rPr>
-            <w:t xml:space="preserve">the exercise on the mean of the score</w:t>
-          </w:r>
-        </w:ins>
-      </w:hyperlink>
-      <w:ins w:id="66" w:author="PR Preview" w:date="2026-01-01T00:00:00Z">
-        <w:r>
-          <w:t xml:space="preserve">,</w:t>
-        </w:r>
-      </w:ins>
-      <w:ins w:id="67" w:author="PR Preview" w:date="2026-01-01T00:00:00Z">
-        <w:r>
-          <w:t xml:space="preserve"> </w:t>
-        </w:r>
-      </w:ins>
-      <w:ins w:id="68" w:author="PR Preview" w:date="2026-01-01T00:00:00Z">
-        <w:r>
-          <w:t xml:space="preserve">and let</w:t>
-        </w:r>
-      </w:ins>
-      <w:ins w:id="69" w:author="PR Preview" w:date="2026-01-01T00:00:00Z">
-        <w:r>
-          <w:t xml:space="preserve"> </w:t>
-        </w:r>
-      </w:ins>
-      <w:ins w:id="70" w:author="PR Preview" w:date="2026-01-01T00:00:00Z">
-        <w:r>
-          <w:t xml:space="preserve">$\hat{\theta}= \hat{\theta}(\mathord{\smash[b]{\underset{\raise.3ex\hbox{$\scriptstyle\sim$}}{X}}\vphantom{X}})$</w:t>
-        </w:r>
-      </w:ins>
-      <w:ins w:id="71" w:author="PR Preview" w:date="2026-01-01T00:00:00Z">
-        <w:r>
-          <w:t xml:space="preserve"> </w:t>
-        </w:r>
-      </w:ins>
-      <w:ins w:id="72" w:author="PR Preview" w:date="2026-01-01T00:00:00Z">
-        <w:r>
-          <w:t xml:space="preserve">be an</w:t>
-        </w:r>
-      </w:ins>
-      <w:ins w:id="73" w:author="PR Preview" w:date="2026-01-01T00:00:00Z">
-        <w:r>
-          <w:t xml:space="preserve"> </w:t>
-        </w:r>
-      </w:ins>
-      <w:hyperlink r:id="rId14">
-        <w:ins w:id="74" w:author="PR Preview" w:date="2026-01-01T00:00:00Z">
-          <w:r>
-            <w:rPr>
-              <w:rStyle w:val="Hyperlink"/>
-            </w:rPr>
-            <w:t xml:space="preserve">unbiased</w:t>
-          </w:r>
-        </w:ins>
-      </w:hyperlink>
-      <w:ins w:id="75" w:author="PR Preview" w:date="2026-01-01T00:00:00Z">
-        <w:r>
-          <w:t xml:space="preserve"> </w:t>
-        </w:r>
-      </w:ins>
-      <w:ins w:id="76" w:author="PR Preview" w:date="2026-01-01T00:00:00Z">
-        <w:r>
-          <w:t xml:space="preserve">estimator of</w:t>
-        </w:r>
-      </w:ins>
-      <w:ins w:id="77" w:author="PR Preview" w:date="2026-01-01T00:00:00Z">
-        <w:r>
-          <w:t xml:space="preserve"> </w:t>
-        </w:r>
-      </w:ins>
-      <m:oMath>
-        <m:r>
-          <m:t>θ</m:t>
-        </m:r>
-      </m:oMath>
-      <w:ins w:id="78" w:author="PR Preview" w:date="2026-01-01T00:00:00Z">
-        <w:r>
-          <w:t xml:space="preserve"> </w:t>
-        </w:r>
-      </w:ins>
-      <w:ins w:id="79" w:author="PR Preview" w:date="2026-01-01T00:00:00Z">
-        <w:r>
-          <w:t xml:space="preserve">with finite variance.</w:t>
-        </w:r>
-      </w:ins>
-      <w:ins w:id="80" w:author="PR Preview" w:date="2026-01-01T00:00:00Z">
-        <w:r>
-          <w:t xml:space="preserve"> </w:t>
-        </w:r>
-      </w:ins>
-      <w:ins w:id="81" w:author="PR Preview" w:date="2026-01-01T00:00:00Z">
-        <w:r>
-          <w:t xml:space="preserve">Show that the covariance of</w:t>
-        </w:r>
-      </w:ins>
-      <w:ins w:id="82" w:author="PR Preview" w:date="2026-01-01T00:00:00Z">
-        <w:r>
-          <w:t xml:space="preserve"> </w:t>
-        </w:r>
-      </w:ins>
-      <m:oMath>
-        <m:acc>
-          <m:accPr>
-            <m:chr m:val="̂"/>
-          </m:accPr>
-          <m:e>
-            <m:r>
-              <m:t>θ</m:t>
-            </m:r>
-          </m:e>
-        </m:acc>
-      </m:oMath>
-      <w:ins w:id="83" w:author="PR Preview" w:date="2026-01-01T00:00:00Z">
-        <w:r>
-          <w:t xml:space="preserve"> </w:t>
-        </w:r>
-      </w:ins>
-      <w:ins w:id="84" w:author="PR Preview" w:date="2026-01-01T00:00:00Z">
-        <w:r>
-          <w:t xml:space="preserve">with the</w:t>
-        </w:r>
-      </w:ins>
-      <w:ins w:id="85" w:author="PR Preview" w:date="2026-01-01T00:00:00Z">
-        <w:r>
-          <w:t xml:space="preserve"> </w:t>
-        </w:r>
-      </w:ins>
-      <w:hyperlink r:id="rId43">
-        <w:ins w:id="86" w:author="PR Preview" w:date="2026-01-01T00:00:00Z">
-          <w:r>
-            <w:rPr>
-              <w:rStyle w:val="Hyperlink"/>
-            </w:rPr>
-            <w:t xml:space="preserve">score</w:t>
-          </w:r>
-        </w:ins>
-      </w:hyperlink>
-      <w:ins w:id="87" w:author="PR Preview" w:date="2026-01-01T00:00:00Z">
-        <w:r>
-          <w:t xml:space="preserve"> </w:t>
-        </w:r>
-      </w:ins>
-      <w:ins w:id="88" w:author="PR Preview" w:date="2026-01-01T00:00:00Z">
-        <w:r>
-          <w:t xml:space="preserve">$\ell'(\mathord{\smash[b]{\underset{\raise.3ex\hbox{$\scriptstyle\sim$}}{X}}\vphantom{X}}\mid \theta)$</w:t>
-        </w:r>
-      </w:ins>
-      <w:ins w:id="89" w:author="PR Preview" w:date="2026-01-01T00:00:00Z">
-        <w:r>
-          <w:t xml:space="preserve"> </w:t>
-        </w:r>
-      </w:ins>
-      <w:ins w:id="90" w:author="PR Preview" w:date="2026-01-01T00:00:00Z">
-        <w:r>
-          <w:t xml:space="preserve">equals 1.</w:t>
-        </w:r>
-      </w:ins>
-      <w:ins w:id="91" w:author="PR Preview" w:date="2026-01-01T00:00:00Z">
-        <w:r>
-          <w:t xml:space="preserve"> </w:t>
-        </w:r>
-      </w:ins>
-      <w:ins w:id="92" w:author="PR Preview" w:date="2026-01-01T00:00:00Z">
-        <w:r>
-          <w:t xml:space="preserve">Assume the derivative of</w:t>
-        </w:r>
-      </w:ins>
-      <w:ins w:id="93" w:author="PR Preview" w:date="2026-01-01T00:00:00Z">
-        <w:r>
-          <w:t xml:space="preserve"> </w:t>
-        </w:r>
-      </w:ins>
-      <m:oMath>
-        <m:r>
-          <m:rPr>
-            <m:sty m:val="p"/>
-          </m:rPr>
-          <m:t>E</m:t>
-        </m:r>
-        <m:r>
-          <m:t>​</m:t>
-        </m:r>
-        <m:d>
-          <m:dPr>
-            <m:begChr m:val="["/>
-            <m:sepChr m:val=""/>
-            <m:endChr m:val="]"/>
-            <m:grow/>
-          </m:dPr>
-          <m:e>
-            <m:acc>
-              <m:accPr>
-                <m:chr m:val="̂"/>
-              </m:accPr>
-              <m:e>
-                <m:r>
-                  <m:t>θ</m:t>
-                </m:r>
-              </m:e>
-            </m:acc>
-          </m:e>
-        </m:d>
-        <m:r>
-          <m:t>​</m:t>
-        </m:r>
-      </m:oMath>
-      <w:ins w:id="94" w:author="PR Preview" w:date="2026-01-01T00:00:00Z">
-        <w:r>
-          <w:t xml:space="preserve"> </w:t>
-        </w:r>
-      </w:ins>
-      <w:ins w:id="95" w:author="PR Preview" w:date="2026-01-01T00:00:00Z">
-        <w:r>
-          <w:t xml:space="preserve">with respect to</w:t>
-        </w:r>
-      </w:ins>
-      <w:ins w:id="96" w:author="PR Preview" w:date="2026-01-01T00:00:00Z">
-        <w:r>
-          <w:t xml:space="preserve"> </w:t>
-        </w:r>
-      </w:ins>
-      <m:oMath>
-        <m:r>
-          <m:t>θ</m:t>
-        </m:r>
-      </m:oMath>
-      <w:ins w:id="97" w:author="PR Preview" w:date="2026-01-01T00:00:00Z">
-        <w:r>
-          <w:t xml:space="preserve"> </w:t>
-        </w:r>
-      </w:ins>
-      <w:ins w:id="98" w:author="PR Preview" w:date="2026-01-01T00:00:00Z">
-        <w:r>
-          <w:t xml:space="preserve">can be taken inside the integral.</w:t>
-        </w:r>
-      </w:ins>
+      <w:r>
+        <w:t xml:space="preserve"> </w:t>
+      </w:r>
+      <w:r>
+        <w:t xml:space="preserve">can be taken inside the integral.</w:t>
+      </w:r>
     </w:p>
     <w:bookmarkEnd w:id="44"/>
     <w:bookmarkStart w:id="46" w:name="sol-cov-estimator-score"/>
@@ -7689,1464 +7105,8 @@
       <w:pPr>
         <w:pStyle w:val="BodyText"/>
       </w:pPr>
-      <m:oMathPara>
-        <m:oMathParaPr>
-          <m:jc m:val="center"/>
-        </m:oMathParaPr>
-        <m:oMath>
-          <m:eqArr>
-            <m:e>
-              <m:r>
-                <m:rPr>
-                  <m:sty m:val="p"/>
-                </m:rPr>
-                <m:t>Cov</m:t>
-              </m:r>
-              <m:r>
-                <m:t>​</m:t>
-              </m:r>
-              <m:d>
-                <m:dPr>
-                  <m:begChr m:val="("/>
-                  <m:sepChr m:val=""/>
-                  <m:endChr m:val=")"/>
-                  <m:grow/>
-                </m:dPr>
-                <m:e>
-                  <m:acc>
-                    <m:accPr>
-                      <m:chr m:val="̂"/>
-                    </m:accPr>
-                    <m:e>
-                      <m:r>
-                        <m:t>θ</m:t>
-                      </m:r>
-                    </m:e>
-                  </m:acc>
-                  <m:r>
-                    <m:rPr>
-                      <m:sty m:val="p"/>
-                    </m:rPr>
-                    <m:t>,</m:t>
-                  </m:r>
-                  <m:sSup>
-                    <m:e>
-                      <m:r>
-                        <m:t>ℓ</m:t>
-                      </m:r>
-                    </m:e>
-                    <m:sup>
-                      <m:r>
-                        <m:rPr>
-                          <m:sty m:val="p"/>
-                        </m:rPr>
-                        <m:t>′</m:t>
-                      </m:r>
-                    </m:sup>
-                  </m:sSup>
-                </m:e>
-              </m:d>
-              <m:r>
-                <m:t>​</m:t>
-              </m:r>
-              <m:r>
-                <m:t>&amp;</m:t>
-              </m:r>
-              <m:r>
-                <m:rPr>
-                  <m:sty m:val="p"/>
-                </m:rPr>
-                <m:t>=</m:t>
-              </m:r>
-              <m:r>
-                <m:rPr>
-                  <m:sty m:val="p"/>
-                </m:rPr>
-                <m:t>E</m:t>
-              </m:r>
-              <m:r>
-                <m:t>​</m:t>
-              </m:r>
-              <m:d>
-                <m:dPr>
-                  <m:begChr m:val="["/>
-                  <m:sepChr m:val=""/>
-                  <m:endChr m:val="]"/>
-                  <m:grow/>
-                </m:dPr>
-                <m:e>
-                  <m:acc>
-                    <m:accPr>
-                      <m:chr m:val="̂"/>
-                    </m:accPr>
-                    <m:e>
-                      <m:r>
-                        <m:t>θ</m:t>
-                      </m:r>
-                    </m:e>
-                  </m:acc>
-                  <m:sSup>
-                    <m:e>
-                      <m:r>
-                        <m:t>ℓ</m:t>
-                      </m:r>
-                    </m:e>
-                    <m:sup>
-                      <m:r>
-                        <m:rPr>
-                          <m:sty m:val="p"/>
-                        </m:rPr>
-                        <m:t>′</m:t>
-                      </m:r>
-                    </m:sup>
-                  </m:sSup>
-                </m:e>
-              </m:d>
-              <m:r>
-                <m:t>​</m:t>
-              </m:r>
-              <m:r>
-                <m:rPr>
-                  <m:sty m:val="p"/>
-                </m:rPr>
-                <m:t>−</m:t>
-              </m:r>
-              <m:r>
-                <m:rPr>
-                  <m:sty m:val="p"/>
-                </m:rPr>
-                <m:t>E</m:t>
-              </m:r>
-              <m:r>
-                <m:t>​</m:t>
-              </m:r>
-              <m:d>
-                <m:dPr>
-                  <m:begChr m:val="["/>
-                  <m:sepChr m:val=""/>
-                  <m:endChr m:val="]"/>
-                  <m:grow/>
-                </m:dPr>
-                <m:e>
-                  <m:acc>
-                    <m:accPr>
-                      <m:chr m:val="̂"/>
-                    </m:accPr>
-                    <m:e>
-                      <m:r>
-                        <m:t>θ</m:t>
-                      </m:r>
-                    </m:e>
-                  </m:acc>
-                </m:e>
-              </m:d>
-              <m:r>
-                <m:t>​</m:t>
-              </m:r>
-              <m:r>
-                <m:t> </m:t>
-              </m:r>
-              <m:r>
-                <m:rPr>
-                  <m:sty m:val="p"/>
-                </m:rPr>
-                <m:t>E</m:t>
-              </m:r>
-              <m:r>
-                <m:t>​</m:t>
-              </m:r>
-              <m:d>
-                <m:dPr>
-                  <m:begChr m:val="["/>
-                  <m:sepChr m:val=""/>
-                  <m:endChr m:val="]"/>
-                  <m:grow/>
-                </m:dPr>
-                <m:e>
-                  <m:sSup>
-                    <m:e>
-                      <m:r>
-                        <m:t>ℓ</m:t>
-                      </m:r>
-                    </m:e>
-                    <m:sup>
-                      <m:r>
-                        <m:rPr>
-                          <m:sty m:val="p"/>
-                        </m:rPr>
-                        <m:t>′</m:t>
-                      </m:r>
-                    </m:sup>
-                  </m:sSup>
-                </m:e>
-              </m:d>
-              <m:r>
-                <m:t>​</m:t>
-              </m:r>
-              <m:r>
-                <m:t>&amp;</m:t>
-              </m:r>
-              <m:r>
-                <m:t>&amp;</m:t>
-              </m:r>
-              <m:r>
-                <m:rPr>
-                  <m:nor/>
-                  <m:sty m:val="p"/>
-                </m:rPr>
-                <m:t>(definition of covariance)</m:t>
-              </m:r>
-            </m:e>
-            <m:e>
-              <m:r>
-                <m:t>&amp;</m:t>
-              </m:r>
-              <m:r>
-                <m:rPr>
-                  <m:sty m:val="p"/>
-                </m:rPr>
-                <m:t>=</m:t>
-              </m:r>
-              <m:r>
-                <m:rPr>
-                  <m:sty m:val="p"/>
-                </m:rPr>
-                <m:t>E</m:t>
-              </m:r>
-              <m:r>
-                <m:t>​</m:t>
-              </m:r>
-              <m:d>
-                <m:dPr>
-                  <m:begChr m:val="["/>
-                  <m:sepChr m:val=""/>
-                  <m:endChr m:val="]"/>
-                  <m:grow/>
-                </m:dPr>
-                <m:e>
-                  <m:acc>
-                    <m:accPr>
-                      <m:chr m:val="̂"/>
-                    </m:accPr>
-                    <m:e>
-                      <m:r>
-                        <m:t>θ</m:t>
-                      </m:r>
-                    </m:e>
-                  </m:acc>
-                  <m:sSup>
-                    <m:e>
-                      <m:r>
-                        <m:t>ℓ</m:t>
-                      </m:r>
-                    </m:e>
-                    <m:sup>
-                      <m:r>
-                        <m:rPr>
-                          <m:sty m:val="p"/>
-                        </m:rPr>
-                        <m:t>′</m:t>
-                      </m:r>
-                    </m:sup>
-                  </m:sSup>
-                </m:e>
-              </m:d>
-              <m:r>
-                <m:t>​</m:t>
-              </m:r>
-              <m:r>
-                <m:rPr>
-                  <m:sty m:val="p"/>
-                </m:rPr>
-                <m:t>−</m:t>
-              </m:r>
-              <m:r>
-                <m:rPr>
-                  <m:sty m:val="p"/>
-                </m:rPr>
-                <m:t>E</m:t>
-              </m:r>
-              <m:r>
-                <m:t>​</m:t>
-              </m:r>
-              <m:d>
-                <m:dPr>
-                  <m:begChr m:val="["/>
-                  <m:sepChr m:val=""/>
-                  <m:endChr m:val="]"/>
-                  <m:grow/>
-                </m:dPr>
-                <m:e>
-                  <m:acc>
-                    <m:accPr>
-                      <m:chr m:val="̂"/>
-                    </m:accPr>
-                    <m:e>
-                      <m:r>
-                        <m:t>θ</m:t>
-                      </m:r>
-                    </m:e>
-                  </m:acc>
-                </m:e>
-              </m:d>
-              <m:r>
-                <m:t>​</m:t>
-              </m:r>
-              <m:r>
-                <m:rPr>
-                  <m:sty m:val="p"/>
-                </m:rPr>
-                <m:t>⋅</m:t>
-              </m:r>
-              <m:r>
-                <m:t>0</m:t>
-              </m:r>
-              <m:r>
-                <m:t>&amp;</m:t>
-              </m:r>
-              <m:r>
-                <m:t>&amp;</m:t>
-              </m:r>
-              <m:r>
-                <m:rPr>
-                  <m:nor/>
-                  <m:sty m:val="p"/>
-                </m:rPr>
-                <m:t>(the score has mean zero)</m:t>
-              </m:r>
-            </m:e>
-            <m:e>
-              <m:r>
-                <m:t>&amp;</m:t>
-              </m:r>
-              <m:r>
-                <m:rPr>
-                  <m:sty m:val="p"/>
-                </m:rPr>
-                <m:t>=</m:t>
-              </m:r>
-              <m:r>
-                <m:rPr>
-                  <m:sty m:val="p"/>
-                </m:rPr>
-                <m:t>E</m:t>
-              </m:r>
-              <m:r>
-                <m:t>​</m:t>
-              </m:r>
-              <m:d>
-                <m:dPr>
-                  <m:begChr m:val="["/>
-                  <m:sepChr m:val=""/>
-                  <m:endChr m:val="]"/>
-                  <m:grow/>
-                </m:dPr>
-                <m:e>
-                  <m:acc>
-                    <m:accPr>
-                      <m:chr m:val="̂"/>
-                    </m:accPr>
-                    <m:e>
-                      <m:r>
-                        <m:t>θ</m:t>
-                      </m:r>
-                    </m:e>
-                  </m:acc>
-                  <m:sSup>
-                    <m:e>
-                      <m:r>
-                        <m:t>ℓ</m:t>
-                      </m:r>
-                    </m:e>
-                    <m:sup>
-                      <m:r>
-                        <m:rPr>
-                          <m:sty m:val="p"/>
-                        </m:rPr>
-                        <m:t>′</m:t>
-                      </m:r>
-                    </m:sup>
-                  </m:sSup>
-                </m:e>
-              </m:d>
-              <m:r>
-                <m:t>​</m:t>
-              </m:r>
-              <m:r>
-                <m:rPr>
-                  <m:sty m:val="p"/>
-                </m:rPr>
-                <m:t>−</m:t>
-              </m:r>
-              <m:r>
-                <m:t>0</m:t>
-              </m:r>
-              <m:r>
-                <m:t>&amp;</m:t>
-              </m:r>
-              <m:r>
-                <m:t>&amp;</m:t>
-              </m:r>
-              <m:r>
-                <m:rPr>
-                  <m:nor/>
-                  <m:sty m:val="p"/>
-                </m:rPr>
-                <m:t>(</m:t>
-              </m:r>
-              <m:r>
-                <m:t>b</m:t>
-              </m:r>
-              <m:r>
-                <m:rPr>
-                  <m:sty m:val="p"/>
-                </m:rPr>
-                <m:t>⋅</m:t>
-              </m:r>
-              <m:r>
-                <m:t>0</m:t>
-              </m:r>
-              <m:r>
-                <m:rPr>
-                  <m:sty m:val="p"/>
-                </m:rPr>
-                <m:t>=</m:t>
-              </m:r>
-              <m:r>
-                <m:t>0</m:t>
-              </m:r>
-              <m:r>
-                <m:rPr>
-                  <m:nor/>
-                  <m:sty m:val="p"/>
-                </m:rPr>
-                <m:t>)</m:t>
-              </m:r>
-            </m:e>
-            <m:e>
-              <m:r>
-                <m:t>&amp;</m:t>
-              </m:r>
-              <m:r>
-                <m:rPr>
-                  <m:sty m:val="p"/>
-                </m:rPr>
-                <m:t>=</m:t>
-              </m:r>
-              <m:r>
-                <m:rPr>
-                  <m:sty m:val="p"/>
-                </m:rPr>
-                <m:t>E</m:t>
-              </m:r>
-              <m:r>
-                <m:t>​</m:t>
-              </m:r>
-              <m:d>
-                <m:dPr>
-                  <m:begChr m:val="["/>
-                  <m:sepChr m:val=""/>
-                  <m:endChr m:val="]"/>
-                  <m:grow/>
-                </m:dPr>
-                <m:e>
-                  <m:acc>
-                    <m:accPr>
-                      <m:chr m:val="̂"/>
-                    </m:accPr>
-                    <m:e>
-                      <m:r>
-                        <m:t>θ</m:t>
-                      </m:r>
-                    </m:e>
-                  </m:acc>
-                  <m:sSup>
-                    <m:e>
-                      <m:r>
-                        <m:t>ℓ</m:t>
-                      </m:r>
-                    </m:e>
-                    <m:sup>
-                      <m:r>
-                        <m:rPr>
-                          <m:sty m:val="p"/>
-                        </m:rPr>
-                        <m:t>′</m:t>
-                      </m:r>
-                    </m:sup>
-                  </m:sSup>
-                </m:e>
-              </m:d>
-              <m:r>
-                <m:t>​</m:t>
-              </m:r>
-              <m:r>
-                <m:t>&amp;</m:t>
-              </m:r>
-              <m:r>
-                <m:t>&amp;</m:t>
-              </m:r>
-              <m:r>
-                <m:rPr>
-                  <m:nor/>
-                  <m:sty m:val="p"/>
-                </m:rPr>
-                <m:t>(</m:t>
-              </m:r>
-              <m:r>
-                <m:t>a</m:t>
-              </m:r>
-              <m:r>
-                <m:rPr>
-                  <m:sty m:val="p"/>
-                </m:rPr>
-                <m:t>−</m:t>
-              </m:r>
-              <m:r>
-                <m:t>0</m:t>
-              </m:r>
-              <m:r>
-                <m:rPr>
-                  <m:sty m:val="p"/>
-                </m:rPr>
-                <m:t>=</m:t>
-              </m:r>
-              <m:r>
-                <m:t>a</m:t>
-              </m:r>
-              <m:r>
-                <m:rPr>
-                  <m:nor/>
-                  <m:sty m:val="p"/>
-                </m:rPr>
-                <m:t>)</m:t>
-              </m:r>
-            </m:e>
-            <m:e>
-              <m:r>
-                <m:t>&amp;</m:t>
-              </m:r>
-              <m:r>
-                <m:rPr>
-                  <m:sty m:val="p"/>
-                </m:rPr>
-                <m:t>=</m:t>
-              </m:r>
-              <m:r>
-                <m:rPr>
-                  <m:sty m:val="p"/>
-                </m:rPr>
-                <m:t>∫</m:t>
-              </m:r>
-              <m:acc>
-                <m:accPr>
-                  <m:chr m:val="̂"/>
-                </m:accPr>
-                <m:e>
-                  <m:r>
-                    <m:t>θ</m:t>
-                  </m:r>
-                </m:e>
-              </m:acc>
-              <m:r>
-                <m:rPr>
-                  <m:sty m:val="p"/>
-                </m:rPr>
-                <m:t>(</m:t>
-              </m:r>
-              <m:limLow>
-                <m:e>
-                  <m:r>
-                    <m:t>x</m:t>
-                  </m:r>
-                </m:e>
-                <m:lim>
-                  <m:r>
-                    <m:rPr>
-                      <m:sty m:val="p"/>
-                    </m:rPr>
-                    <m:t>∼</m:t>
-                  </m:r>
-                </m:lim>
-              </m:limLow>
-              <m:r>
-                <m:rPr>
-                  <m:sty m:val="p"/>
-                </m:rPr>
-                <m:t>)</m:t>
-              </m:r>
-              <m:r>
-                <m:t> </m:t>
-              </m:r>
-              <m:sSup>
-                <m:e>
-                  <m:r>
-                    <m:t>ℓ</m:t>
-                  </m:r>
-                </m:e>
-                <m:sup>
-                  <m:r>
-                    <m:rPr>
-                      <m:sty m:val="p"/>
-                    </m:rPr>
-                    <m:t>′</m:t>
-                  </m:r>
-                </m:sup>
-              </m:sSup>
-              <m:r>
-                <m:rPr>
-                  <m:sty m:val="p"/>
-                </m:rPr>
-                <m:t>(</m:t>
-              </m:r>
-              <m:limLow>
-                <m:e>
-                  <m:r>
-                    <m:t>x</m:t>
-                  </m:r>
-                </m:e>
-                <m:lim>
-                  <m:r>
-                    <m:rPr>
-                      <m:sty m:val="p"/>
-                    </m:rPr>
-                    <m:t>∼</m:t>
-                  </m:r>
-                </m:lim>
-              </m:limLow>
-              <m:r>
-                <m:rPr>
-                  <m:sty m:val="p"/>
-                </m:rPr>
-                <m:t>∣</m:t>
-              </m:r>
-              <m:r>
-                <m:t>θ</m:t>
-              </m:r>
-              <m:r>
-                <m:rPr>
-                  <m:sty m:val="p"/>
-                </m:rPr>
-                <m:t>)</m:t>
-              </m:r>
-              <m:r>
-                <m:t> </m:t>
-              </m:r>
-              <m:r>
-                <m:rPr>
-                  <m:sty m:val="p"/>
-                </m:rPr>
-                <m:t>p</m:t>
-              </m:r>
-              <m:r>
-                <m:rPr>
-                  <m:sty m:val="p"/>
-                </m:rPr>
-                <m:t>(</m:t>
-              </m:r>
-              <m:limLow>
-                <m:e>
-                  <m:r>
-                    <m:t>x</m:t>
-                  </m:r>
-                </m:e>
-                <m:lim>
-                  <m:r>
-                    <m:rPr>
-                      <m:sty m:val="p"/>
-                    </m:rPr>
-                    <m:t>∼</m:t>
-                  </m:r>
-                </m:lim>
-              </m:limLow>
-              <m:r>
-                <m:rPr>
-                  <m:sty m:val="p"/>
-                </m:rPr>
-                <m:t>∣</m:t>
-              </m:r>
-              <m:r>
-                <m:t>θ</m:t>
-              </m:r>
-              <m:r>
-                <m:rPr>
-                  <m:sty m:val="p"/>
-                </m:rPr>
-                <m:t>)</m:t>
-              </m:r>
-              <m:r>
-                <m:t> </m:t>
-              </m:r>
-              <m:r>
-                <m:t>d</m:t>
-              </m:r>
-              <m:limLow>
-                <m:e>
-                  <m:r>
-                    <m:t>x</m:t>
-                  </m:r>
-                </m:e>
-                <m:lim>
-                  <m:r>
-                    <m:rPr>
-                      <m:sty m:val="p"/>
-                    </m:rPr>
-                    <m:t>∼</m:t>
-                  </m:r>
-                </m:lim>
-              </m:limLow>
-              <m:r>
-                <m:t>&amp;</m:t>
-              </m:r>
-              <m:r>
-                <m:t>&amp;</m:t>
-              </m:r>
-              <m:r>
-                <m:rPr>
-                  <m:nor/>
-                  <m:sty m:val="p"/>
-                </m:rPr>
-                <m:t>(definition of expectation)</m:t>
-              </m:r>
-            </m:e>
-            <m:e>
-              <m:r>
-                <m:t>&amp;</m:t>
-              </m:r>
-              <m:r>
-                <m:rPr>
-                  <m:sty m:val="p"/>
-                </m:rPr>
-                <m:t>=</m:t>
-              </m:r>
-              <m:r>
-                <m:rPr>
-                  <m:sty m:val="p"/>
-                </m:rPr>
-                <m:t>∫</m:t>
-              </m:r>
-              <m:acc>
-                <m:accPr>
-                  <m:chr m:val="̂"/>
-                </m:accPr>
-                <m:e>
-                  <m:r>
-                    <m:t>θ</m:t>
-                  </m:r>
-                </m:e>
-              </m:acc>
-              <m:r>
-                <m:rPr>
-                  <m:sty m:val="p"/>
-                </m:rPr>
-                <m:t>(</m:t>
-              </m:r>
-              <m:limLow>
-                <m:e>
-                  <m:r>
-                    <m:t>x</m:t>
-                  </m:r>
-                </m:e>
-                <m:lim>
-                  <m:r>
-                    <m:rPr>
-                      <m:sty m:val="p"/>
-                    </m:rPr>
-                    <m:t>∼</m:t>
-                  </m:r>
-                </m:lim>
-              </m:limLow>
-              <m:r>
-                <m:rPr>
-                  <m:sty m:val="p"/>
-                </m:rPr>
-                <m:t>)</m:t>
-              </m:r>
-              <m:r>
-                <m:t>​</m:t>
-              </m:r>
-              <m:d>
-                <m:dPr>
-                  <m:begChr m:val="("/>
-                  <m:sepChr m:val=""/>
-                  <m:endChr m:val=")"/>
-                  <m:grow/>
-                </m:dPr>
-                <m:e>
-                  <m:f>
-                    <m:fPr>
-                      <m:type m:val="bar"/>
-                    </m:fPr>
-                    <m:num>
-                      <m:r>
-                        <m:rPr>
-                          <m:sty m:val="p"/>
-                        </m:rPr>
-                        <m:t>∂</m:t>
-                      </m:r>
-                    </m:num>
-                    <m:den>
-                      <m:r>
-                        <m:rPr>
-                          <m:sty m:val="p"/>
-                        </m:rPr>
-                        <m:t>∂</m:t>
-                      </m:r>
-                      <m:r>
-                        <m:t>θ</m:t>
-                      </m:r>
-                    </m:den>
-                  </m:f>
-                  <m:r>
-                    <m:rPr>
-                      <m:sty m:val="p"/>
-                    </m:rPr>
-                    <m:t>log</m:t>
-                  </m:r>
-                  <m:r>
-                    <m:rPr>
-                      <m:sty m:val="p"/>
-                    </m:rPr>
-                    <m:t>p</m:t>
-                  </m:r>
-                  <m:r>
-                    <m:rPr>
-                      <m:sty m:val="p"/>
-                    </m:rPr>
-                    <m:t>(</m:t>
-                  </m:r>
-                  <m:limLow>
-                    <m:e>
-                      <m:r>
-                        <m:t>x</m:t>
-                      </m:r>
-                    </m:e>
-                    <m:lim>
-                      <m:r>
-                        <m:rPr>
-                          <m:sty m:val="p"/>
-                        </m:rPr>
-                        <m:t>∼</m:t>
-                      </m:r>
-                    </m:lim>
-                  </m:limLow>
-                  <m:r>
-                    <m:rPr>
-                      <m:sty m:val="p"/>
-                    </m:rPr>
-                    <m:t>∣</m:t>
-                  </m:r>
-                  <m:r>
-                    <m:t>θ</m:t>
-                  </m:r>
-                  <m:r>
-                    <m:rPr>
-                      <m:sty m:val="p"/>
-                    </m:rPr>
-                    <m:t>)</m:t>
-                  </m:r>
-                </m:e>
-              </m:d>
-              <m:r>
-                <m:t>​</m:t>
-              </m:r>
-              <m:r>
-                <m:rPr>
-                  <m:sty m:val="p"/>
-                </m:rPr>
-                <m:t>p</m:t>
-              </m:r>
-              <m:r>
-                <m:rPr>
-                  <m:sty m:val="p"/>
-                </m:rPr>
-                <m:t>(</m:t>
-              </m:r>
-              <m:limLow>
-                <m:e>
-                  <m:r>
-                    <m:t>x</m:t>
-                  </m:r>
-                </m:e>
-                <m:lim>
-                  <m:r>
-                    <m:rPr>
-                      <m:sty m:val="p"/>
-                    </m:rPr>
-                    <m:t>∼</m:t>
-                  </m:r>
-                </m:lim>
-              </m:limLow>
-              <m:r>
-                <m:rPr>
-                  <m:sty m:val="p"/>
-                </m:rPr>
-                <m:t>∣</m:t>
-              </m:r>
-              <m:r>
-                <m:t>θ</m:t>
-              </m:r>
-              <m:r>
-                <m:rPr>
-                  <m:sty m:val="p"/>
-                </m:rPr>
-                <m:t>)</m:t>
-              </m:r>
-              <m:r>
-                <m:t> </m:t>
-              </m:r>
-              <m:r>
-                <m:t>d</m:t>
-              </m:r>
-              <m:limLow>
-                <m:e>
-                  <m:r>
-                    <m:t>x</m:t>
-                  </m:r>
-                </m:e>
-                <m:lim>
-                  <m:r>
-                    <m:rPr>
-                      <m:sty m:val="p"/>
-                    </m:rPr>
-                    <m:t>∼</m:t>
-                  </m:r>
-                </m:lim>
-              </m:limLow>
-              <m:r>
-                <m:t>&amp;</m:t>
-              </m:r>
-              <m:r>
-                <m:t>&amp;</m:t>
-              </m:r>
-              <m:r>
-                <m:rPr>
-                  <m:nor/>
-                  <m:sty m:val="p"/>
-                </m:rPr>
-                <m:t>(definition of the score)</m:t>
-              </m:r>
-            </m:e>
-            <m:e>
-              <m:r>
-                <m:t>&amp;</m:t>
-              </m:r>
-              <m:r>
-                <m:rPr>
-                  <m:sty m:val="p"/>
-                </m:rPr>
-                <m:t>=</m:t>
-              </m:r>
-              <m:r>
-                <m:rPr>
-                  <m:sty m:val="p"/>
-                </m:rPr>
-                <m:t>∫</m:t>
-              </m:r>
-              <m:acc>
-                <m:accPr>
-                  <m:chr m:val="̂"/>
-                </m:accPr>
-                <m:e>
-                  <m:r>
-                    <m:t>θ</m:t>
-                  </m:r>
-                </m:e>
-              </m:acc>
-              <m:r>
-                <m:rPr>
-                  <m:sty m:val="p"/>
-                </m:rPr>
-                <m:t>(</m:t>
-              </m:r>
-              <m:limLow>
-                <m:e>
-                  <m:r>
-                    <m:t>x</m:t>
-                  </m:r>
-                </m:e>
-                <m:lim>
-                  <m:r>
-                    <m:rPr>
-                      <m:sty m:val="p"/>
-                    </m:rPr>
-                    <m:t>∼</m:t>
-                  </m:r>
-                </m:lim>
-              </m:limLow>
-              <m:r>
-                <m:rPr>
-                  <m:sty m:val="p"/>
-                </m:rPr>
-                <m:t>)</m:t>
-              </m:r>
-              <m:r>
-                <m:t> </m:t>
-              </m:r>
-              <m:f>
-                <m:fPr>
-                  <m:type m:val="bar"/>
-                </m:fPr>
-                <m:num>
-                  <m:r>
-                    <m:rPr>
-                      <m:sty m:val="p"/>
-                    </m:rPr>
-                    <m:t>∂</m:t>
-                  </m:r>
-                </m:num>
-                <m:den>
-                  <m:r>
-                    <m:rPr>
-                      <m:sty m:val="p"/>
-                    </m:rPr>
-                    <m:t>∂</m:t>
-                  </m:r>
-                  <m:r>
-                    <m:t>θ</m:t>
-                  </m:r>
-                </m:den>
-              </m:f>
-              <m:r>
-                <m:rPr>
-                  <m:sty m:val="p"/>
-                </m:rPr>
-                <m:t>p</m:t>
-              </m:r>
-              <m:r>
-                <m:rPr>
-                  <m:sty m:val="p"/>
-                </m:rPr>
-                <m:t>(</m:t>
-              </m:r>
-              <m:limLow>
-                <m:e>
-                  <m:r>
-                    <m:t>x</m:t>
-                  </m:r>
-                </m:e>
-                <m:lim>
-                  <m:r>
-                    <m:rPr>
-                      <m:sty m:val="p"/>
-                    </m:rPr>
-                    <m:t>∼</m:t>
-                  </m:r>
-                </m:lim>
-              </m:limLow>
-              <m:r>
-                <m:rPr>
-                  <m:sty m:val="p"/>
-                </m:rPr>
-                <m:t>∣</m:t>
-              </m:r>
-              <m:r>
-                <m:t>θ</m:t>
-              </m:r>
-              <m:r>
-                <m:rPr>
-                  <m:sty m:val="p"/>
-                </m:rPr>
-                <m:t>)</m:t>
-              </m:r>
-              <m:r>
-                <m:t> </m:t>
-              </m:r>
-              <m:r>
-                <m:t>d</m:t>
-              </m:r>
-              <m:limLow>
-                <m:e>
-                  <m:r>
-                    <m:t>x</m:t>
-                  </m:r>
-                </m:e>
-                <m:lim>
-                  <m:r>
-                    <m:rPr>
-                      <m:sty m:val="p"/>
-                    </m:rPr>
-                    <m:t>∼</m:t>
-                  </m:r>
-                </m:lim>
-              </m:limLow>
-              <m:r>
-                <m:t>&amp;</m:t>
-              </m:r>
-              <m:r>
-                <m:t>&amp;</m:t>
-              </m:r>
-              <m:r>
-                <m:rPr>
-                  <m:nor/>
-                  <m:sty m:val="p"/>
-                </m:rPr>
-                <m:t>(derivative of a log density)</m:t>
-              </m:r>
-            </m:e>
-            <m:e>
-              <m:r>
-                <m:t>&amp;</m:t>
-              </m:r>
-              <m:r>
-                <m:rPr>
-                  <m:sty m:val="p"/>
-                </m:rPr>
-                <m:t>=</m:t>
-              </m:r>
-              <m:f>
-                <m:fPr>
-                  <m:type m:val="bar"/>
-                </m:fPr>
-                <m:num>
-                  <m:r>
-                    <m:rPr>
-                      <m:sty m:val="p"/>
-                    </m:rPr>
-                    <m:t>∂</m:t>
-                  </m:r>
-                </m:num>
-                <m:den>
-                  <m:r>
-                    <m:rPr>
-                      <m:sty m:val="p"/>
-                    </m:rPr>
-                    <m:t>∂</m:t>
-                  </m:r>
-                  <m:r>
-                    <m:t>θ</m:t>
-                  </m:r>
-                </m:den>
-              </m:f>
-              <m:r>
-                <m:rPr>
-                  <m:sty m:val="p"/>
-                </m:rPr>
-                <m:t>∫</m:t>
-              </m:r>
-              <m:acc>
-                <m:accPr>
-                  <m:chr m:val="̂"/>
-                </m:accPr>
-                <m:e>
-                  <m:r>
-                    <m:t>θ</m:t>
-                  </m:r>
-                </m:e>
-              </m:acc>
-              <m:r>
-                <m:rPr>
-                  <m:sty m:val="p"/>
-                </m:rPr>
-                <m:t>(</m:t>
-              </m:r>
-              <m:limLow>
-                <m:e>
-                  <m:r>
-                    <m:t>x</m:t>
-                  </m:r>
-                </m:e>
-                <m:lim>
-                  <m:r>
-                    <m:rPr>
-                      <m:sty m:val="p"/>
-                    </m:rPr>
-                    <m:t>∼</m:t>
-                  </m:r>
-                </m:lim>
-              </m:limLow>
-              <m:r>
-                <m:rPr>
-                  <m:sty m:val="p"/>
-                </m:rPr>
-                <m:t>)</m:t>
-              </m:r>
-              <m:r>
-                <m:t> </m:t>
-              </m:r>
-              <m:r>
-                <m:rPr>
-                  <m:sty m:val="p"/>
-                </m:rPr>
-                <m:t>p</m:t>
-              </m:r>
-              <m:r>
-                <m:rPr>
-                  <m:sty m:val="p"/>
-                </m:rPr>
-                <m:t>(</m:t>
-              </m:r>
-              <m:limLow>
-                <m:e>
-                  <m:r>
-                    <m:t>x</m:t>
-                  </m:r>
-                </m:e>
-                <m:lim>
-                  <m:r>
-                    <m:rPr>
-                      <m:sty m:val="p"/>
-                    </m:rPr>
-                    <m:t>∼</m:t>
-                  </m:r>
-                </m:lim>
-              </m:limLow>
-              <m:r>
-                <m:rPr>
-                  <m:sty m:val="p"/>
-                </m:rPr>
-                <m:t>∣</m:t>
-              </m:r>
-              <m:r>
-                <m:t>θ</m:t>
-              </m:r>
-              <m:r>
-                <m:rPr>
-                  <m:sty m:val="p"/>
-                </m:rPr>
-                <m:t>)</m:t>
-              </m:r>
-              <m:r>
-                <m:t> </m:t>
-              </m:r>
-              <m:r>
-                <m:t>d</m:t>
-              </m:r>
-              <m:limLow>
-                <m:e>
-                  <m:r>
-                    <m:t>x</m:t>
-                  </m:r>
-                </m:e>
-                <m:lim>
-                  <m:r>
-                    <m:rPr>
-                      <m:sty m:val="p"/>
-                    </m:rPr>
-                    <m:t>∼</m:t>
-                  </m:r>
-                </m:lim>
-              </m:limLow>
-              <m:r>
-                <m:t>&amp;</m:t>
-              </m:r>
-              <m:r>
-                <m:t>&amp;</m:t>
-              </m:r>
-              <m:r>
-                <m:rPr>
-                  <m:nor/>
-                  <m:sty m:val="p"/>
-                </m:rPr>
-                <m:t>(exchange derivative and integral)</m:t>
-              </m:r>
-            </m:e>
-            <m:e>
-              <m:r>
-                <m:t>&amp;</m:t>
-              </m:r>
-              <m:r>
-                <m:rPr>
-                  <m:sty m:val="p"/>
-                </m:rPr>
-                <m:t>=</m:t>
-              </m:r>
-              <m:f>
-                <m:fPr>
-                  <m:type m:val="bar"/>
-                </m:fPr>
-                <m:num>
-                  <m:r>
-                    <m:rPr>
-                      <m:sty m:val="p"/>
-                    </m:rPr>
-                    <m:t>∂</m:t>
-                  </m:r>
-                </m:num>
-                <m:den>
-                  <m:r>
-                    <m:rPr>
-                      <m:sty m:val="p"/>
-                    </m:rPr>
-                    <m:t>∂</m:t>
-                  </m:r>
-                  <m:r>
-                    <m:t>θ</m:t>
-                  </m:r>
-                </m:den>
-              </m:f>
-              <m:r>
-                <m:rPr>
-                  <m:sty m:val="p"/>
-                </m:rPr>
-                <m:t>E</m:t>
-              </m:r>
-              <m:r>
-                <m:t>​</m:t>
-              </m:r>
-              <m:d>
-                <m:dPr>
-                  <m:begChr m:val="["/>
-                  <m:sepChr m:val=""/>
-                  <m:endChr m:val="]"/>
-                  <m:grow/>
-                </m:dPr>
-                <m:e>
-                  <m:acc>
-                    <m:accPr>
-                      <m:chr m:val="̂"/>
-                    </m:accPr>
-                    <m:e>
-                      <m:r>
-                        <m:t>θ</m:t>
-                      </m:r>
-                    </m:e>
-                  </m:acc>
-                </m:e>
-              </m:d>
-              <m:r>
-                <m:t>​</m:t>
-              </m:r>
-              <m:r>
-                <m:t>&amp;</m:t>
-              </m:r>
-              <m:r>
-                <m:t>&amp;</m:t>
-              </m:r>
-              <m:r>
-                <m:rPr>
-                  <m:nor/>
-                  <m:sty m:val="p"/>
-                </m:rPr>
-                <m:t>(definition of expectation)</m:t>
-              </m:r>
-            </m:e>
-            <m:e>
-              <m:r>
-                <m:t>&amp;</m:t>
-              </m:r>
-              <m:r>
-                <m:rPr>
-                  <m:sty m:val="p"/>
-                </m:rPr>
-                <m:t>=</m:t>
-              </m:r>
-              <m:f>
-                <m:fPr>
-                  <m:type m:val="bar"/>
-                </m:fPr>
-                <m:num>
-                  <m:r>
-                    <m:rPr>
-                      <m:sty m:val="p"/>
-                    </m:rPr>
-                    <m:t>∂</m:t>
-                  </m:r>
-                </m:num>
-                <m:den>
-                  <m:r>
-                    <m:rPr>
-                      <m:sty m:val="p"/>
-                    </m:rPr>
-                    <m:t>∂</m:t>
-                  </m:r>
-                  <m:r>
-                    <m:t>θ</m:t>
-                  </m:r>
-                </m:den>
-              </m:f>
-              <m:r>
-                <m:t>θ</m:t>
-              </m:r>
-              <m:r>
-                <m:t>&amp;</m:t>
-              </m:r>
-              <m:r>
-                <m:t>&amp;</m:t>
-              </m:r>
-              <m:r>
-                <m:rPr>
-                  <m:nor/>
-                  <m:sty m:val="p"/>
-                </m:rPr>
-                <m:t>(</m:t>
-              </m:r>
-              <m:acc>
-                <m:accPr>
-                  <m:chr m:val="̂"/>
-                </m:accPr>
-                <m:e>
-                  <m:r>
-                    <m:t>θ</m:t>
-                  </m:r>
-                </m:e>
-              </m:acc>
-              <m:r>
-                <m:rPr>
-                  <m:nor/>
-                  <m:sty m:val="p"/>
-                </m:rPr>
-                <m:t> is unbiased)</m:t>
-              </m:r>
-            </m:e>
-            <m:e>
-              <m:r>
-                <m:t>&amp;</m:t>
-              </m:r>
-              <m:r>
-                <m:rPr>
-                  <m:sty m:val="p"/>
-                </m:rPr>
-                <m:t>=</m:t>
-              </m:r>
-              <m:r>
-                <m:t>1</m:t>
-              </m:r>
-              <m:r>
-                <m:t>&amp;</m:t>
-              </m:r>
-              <m:r>
-                <m:t>&amp;</m:t>
-              </m:r>
-              <m:r>
-                <m:rPr>
-                  <m:nor/>
-                  <m:sty m:val="p"/>
-                </m:rPr>
-                <m:t>(derivative of </m:t>
-              </m:r>
-              <m:r>
-                <m:t>θ</m:t>
-              </m:r>
-              <m:r>
-                <m:rPr>
-                  <m:nor/>
-                  <m:sty m:val="p"/>
-                </m:rPr>
-                <m:t> with respect to </m:t>
-              </m:r>
-              <m:r>
-                <m:t>θ</m:t>
-              </m:r>
-              <m:r>
-                <m:rPr>
-                  <m:nor/>
-                  <m:sty m:val="p"/>
-                </m:rPr>
-                <m:t>)</m:t>
-              </m:r>
-            </m:e>
-          </m:eqArr>
-        </m:oMath>
-      </m:oMathPara>
-    </w:p>
-    <w:p>
-      <w:pPr>
-        <w:pStyle w:val="BodyText"/>
-      </w:pPr>
-      <w:ins w:id="99" w:author="PR Preview" w:date="2026-01-01T00:00:00Z">
-        <w:r>
-          <w:t xml:space="preserve">$$
+      <w:r>
+        <w:t xml:space="preserve">$$
     \begin{aligned}
     \operatorname{Cov}\mathopen{}\left(\hat{\theta}, \ell'\right)\mathclose{}
     &amp;= \operatorname{E}\mathopen{}\left[\hat{\theta}\ell'\right]\mathclose{} - \operatorname{E}\mathopen{}\left[\hat{\theta}\right]\mathclose{}\,\operatorname{E}\mathopen{}\left[\ell'\right]\mathclose{}
@@ -9173,8 +7133,7 @@
     &amp;&amp; \text{(derivative of $\theta$ with respect to $\theta$)}
     \end{aligned}
     $$</w:t>
-        </w:r>
-      </w:ins>
+      </w:r>
     </w:p>
     <w:bookmarkEnd w:id="46"/>
     <w:bookmarkStart w:id="48" w:name="lem-cov-estimator-score"/>
@@ -9256,143 +7215,11 @@
         <w:pStyle w:val="BodyText"/>
       </w:pPr>
       <w:bookmarkStart w:id="47" w:name="eq-cov-estimator-score"/>
-      <m:oMathPara>
-        <m:oMathParaPr>
-          <m:jc m:val="center"/>
-        </m:oMathParaPr>
-        <m:oMath>
-          <m:r>
-            <m:rPr>
-              <m:sty m:val="p"/>
-            </m:rPr>
-            <m:t>Cov</m:t>
-          </m:r>
-          <m:r>
-            <m:t>​</m:t>
-          </m:r>
-          <m:d>
-            <m:dPr>
-              <m:begChr m:val="("/>
-              <m:sepChr m:val=""/>
-              <m:endChr m:val=")"/>
-              <m:grow/>
-            </m:dPr>
-            <m:e>
-              <m:acc>
-                <m:accPr>
-                  <m:chr m:val="̂"/>
-                </m:accPr>
-                <m:e>
-                  <m:r>
-                    <m:t>θ</m:t>
-                  </m:r>
-                </m:e>
-              </m:acc>
-              <m:r>
-                <m:rPr>
-                  <m:sty m:val="p"/>
-                </m:rPr>
-                <m:t>,</m:t>
-              </m:r>
-              <m:sSup>
-                <m:e>
-                  <m:r>
-                    <m:t>ℓ</m:t>
-                  </m:r>
-                </m:e>
-                <m:sup>
-                  <m:r>
-                    <m:rPr>
-                      <m:sty m:val="p"/>
-                    </m:rPr>
-                    <m:t>′</m:t>
-                  </m:r>
-                </m:sup>
-              </m:sSup>
-              <m:r>
-                <m:rPr>
-                  <m:sty m:val="p"/>
-                </m:rPr>
-                <m:t>(</m:t>
-              </m:r>
-              <m:limLow>
-                <m:e>
-                  <m:r>
-                    <m:t>X</m:t>
-                  </m:r>
-                </m:e>
-                <m:lim>
-                  <m:r>
-                    <m:rPr>
-                      <m:sty m:val="p"/>
-                    </m:rPr>
-                    <m:t>∼</m:t>
-                  </m:r>
-                </m:lim>
-              </m:limLow>
-              <m:r>
-                <m:rPr>
-                  <m:sty m:val="p"/>
-                </m:rPr>
-                <m:t>∣</m:t>
-              </m:r>
-              <m:r>
-                <m:t>θ</m:t>
-              </m:r>
-              <m:r>
-                <m:rPr>
-                  <m:sty m:val="p"/>
-                </m:rPr>
-                <m:t>)</m:t>
-              </m:r>
-            </m:e>
-          </m:d>
-          <m:r>
-            <m:t>​</m:t>
-          </m:r>
-          <m:r>
-            <m:rPr>
-              <m:sty m:val="p"/>
-            </m:rPr>
-            <m:t>=</m:t>
-          </m:r>
-          <m:r>
-            <m:t>1</m:t>
-          </m:r>
-          <m:r>
-            <m:t>  </m:t>
-          </m:r>
-          <m:r>
-            <m:rPr>
-              <m:sty m:val="p"/>
-            </m:rPr>
-            <m:t>(</m:t>
-          </m:r>
-          <m:r>
-            <m:t>4</m:t>
-          </m:r>
-          <m:r>
-            <m:rPr>
-              <m:sty m:val="p"/>
-            </m:rPr>
-            <m:t>)</m:t>
-          </m:r>
-        </m:oMath>
-      </m:oMathPara>
-      <w:bookmarkEnd w:id="47"/>
-    </w:p>
-    <w:p>
-      <w:pPr>
-        <w:pStyle w:val="BodyText"/>
-      </w:pPr>
-      <w:bookmarkStart w:id="47" w:name="eq-cov-estimator-score"/>
-      <w:ins w:id="100" w:author="PR Preview" w:date="2026-01-01T00:00:00Z">
-        <w:r>
-          <w:t xml:space="preserve">$$
+      <w:r>
+        <w:t xml:space="preserve">$$
     \operatorname{Cov}\mathopen{}\left(\hat{\theta}, \ell'(\mathord{\smash[b]{\underset{\raise.3ex\hbox{$\scriptstyle\sim$}}{X}}\vphantom{X}}\mid \theta)\right)\mathclose{} = 1
      \qquad(4)$$</w:t>
-        </w:r>
-      </w:ins>
+      </w:r>
       <w:bookmarkEnd w:id="47"/>
     </w:p>
     <w:bookmarkEnd w:id="48"/>

--- a/pr-preview/pr-268/estimator-properties-handout-tracked-changes.docx
+++ b/pr-preview/pr-268/estimator-properties-handout-tracked-changes.docx
@@ -26,7 +26,7 @@
       </w:pPr>
       <w:ins w:id="2" w:author="PR Preview" w:date="2026-01-01T00:00:00Z">
         <w:r>
-          <w:t xml:space="preserve">Last modified: 2026-10-16 22:26:41 (PDT)</w:t>
+          <w:t xml:space="preserve">Last modified: 2026-10-16 23:34:43 (PDT)</w:t>
         </w:r>
       </w:ins>
     </w:p>
